--- a/ipc_app/docs/qa/BA_UAT_GoLive_Approval_IPC_APP.docx
+++ b/ipc_app/docs/qa/BA_UAT_GoLive_Approval_IPC_APP.docx
@@ -21,7 +21,7 @@
         <w:jc w:val="center"/>
       </w:pPr>
       <w:r>
-        <w:t>New Trial Validation App - Trial Validation System (Pengganti Aplikasi Legacy)</w:t>
+        <w:t>IPC App - In Process Control (Quality Inspection Produksi, Pengganti Aplikasi Power Apps)</w:t>
       </w:r>
     </w:p>
     <w:tbl>
@@ -95,7 +95,7 @@
               <w:rPr>
                 <w:sz w:val="16"/>
               </w:rPr>
-              <w:t>BA-UAT-NTVA-001</w:t>
+              <w:t>BA-UAT-IPC-001</w:t>
             </w:r>
           </w:p>
         </w:tc>
@@ -196,7 +196,7 @@
               <w:spacing w:after="0" w:line="240" w:lineRule="auto"/>
             </w:pPr>
             <w:r>
-              <w:t>PI Team (Departemen PROD)</w:t>
+              <w:t>QAC (QC Staff IPC, Approver/QA, Admin Aplikasi)</w:t>
             </w:r>
           </w:p>
         </w:tc>
@@ -300,7 +300,7 @@
               <w:rPr>
                 <w:sz w:val="16"/>
               </w:rPr>
-              <w:t>____________________</w:t>
+              <w:t>7 Oktober 2026</w:t>
             </w:r>
           </w:p>
         </w:tc>
@@ -404,7 +404,7 @@
               <w:rPr>
                 <w:sz w:val="16"/>
               </w:rPr>
-              <w:t>UAT / Production Preparation (shared database dengan aplikasi legacy)</w:t>
+              <w:t>UAT - server pengembangan lokal, database ipc_system (khusus ipc_app, terpisah dari aplikasi lain); versi diuji: branch production, commit 238c9ca</w:t>
             </w:r>
           </w:p>
         </w:tc>
@@ -464,13 +464,7 @@
         <w:jc w:val="both"/>
       </w:pPr>
       <w:r>
-        <w:t xml:space="preserve">Pada hari ini, tanggal </w:t>
-      </w:r>
-      <w:r>
-        <w:t>25 September 2026</w:t>
-      </w:r>
-      <w:r>
-        <w:t>, telah dilakukan proses User Acceptance Test (UAT) atas aplikasi new_trial_validation_app - Trial Validation System (pengganti aplikasi legacy) oleh pihak user (Staff dari PI Team/Departemen PROD, Reviewer Departemen PROD/RNI/QAC/PRNI/PI, dan Approver Manager). Berita Acara ini dibuat sebagai bukti bahwa aplikasi telah diuji - baik melalui System Integration Testing (SIT) internal maupun User Acceptance Test bersama user - dibandingkan dengan kebutuhan operasional proses validasi trial produk, dan telah dinilai layak untuk digunakan secara live/production.</w:t>
+        <w:t>Pada hari ini, tanggal 7 Oktober 2026, telah dilakukan User Acceptance Test (UAT) atas aplikasi IPC - In Process Control (ipc_app), aplikasi quality-inspection produksi pengganti aplikasi Power Apps. Pengujian dijalankan melalui browser terhadap aplikasi yang berjalan, menggunakan akun uji yang mewakili setiap peran pengguna (QC Staff, Approver/QA, dan Admin Aplikasi), dengan satu batch uji dijalankan penuh dari pembuatan batch sampai berstatus Selesai. Hasil lengkapnya tertuang dalam Laporan Hasil UAT (Lampiran 2): dari 74 skenario, 71 lulus, 2 gagal, dan 1 tidak dapat diuji, dengan rekomendasi Diterima dengan Catatan. Berita Acara ini dibuat sebagai bukti bahwa hasil System Integration Testing (SIT) dan UAT tersebut telah ditinjau oleh perwakilan user, dan sebagai dasar keputusan penggunaan aplikasi secara live/production.</w:t>
       </w:r>
     </w:p>
     <w:p>
@@ -499,7 +493,7 @@
         <w:jc w:val="both"/>
       </w:pPr>
       <w:r>
-        <w:t>UAT dilakukan untuk memastikan bahwa aplikasi new_trial_validation_app telah sesuai dengan kebutuhan user dan siap mendukung proses operasional validasi trial produk secara end-to-end, mulai dari pembuatan trial, validasi parameter, weighing packaging &amp; filling, upload lampiran, review lintas departemen, approval dengan e-signature, siklus revisi, hingga pelaporan - menggantikan aplikasi legacy Trial Validation System yang berjalan di atas database yang sama.</w:t>
+        <w:t>UAT dilakukan untuk memastikan bahwa aplikasi IPC telah sesuai dengan cara kerja QC di lapangan dan siap mendukung proses In Process Control secara end-to-end, mulai dari pembuatan batch, Startup Check dan Start Inspection, Filling Check, Packing Check, Finished Good Check, Approval, hingga cetak laporan PDF dan verifikasi QR, termasuk pengelolaan master data, manajemen user, tempat sampah, arsip batch, dan uji coba pembacaan OCR, sebagai pengganti aplikasi Power Apps yang digunakan saat ini.</w:t>
       </w:r>
     </w:p>
     <w:p>
@@ -595,7 +589,7 @@
               <w:rPr>
                 <w:sz w:val="16"/>
               </w:rPr>
-              <w:t>Login, kontrol akses berbasis role (RBAC), dan navigasi sidebar sesuai peran (Staff/Reviewer Departemen/Approver/Admin/Super Admin)</w:t>
+              <w:t>Login, kontrol akses berbasis role (Staff / Approver / Admin), dan navigasi termasuk tampilan layar HP (Bottom Nav)</w:t>
             </w:r>
           </w:p>
         </w:tc>
@@ -645,7 +639,7 @@
               <w:rPr>
                 <w:sz w:val="16"/>
               </w:rPr>
-              <w:t>Pengelolaan master data: Products, Parameters, dan Masters (dropdown pilihan)</w:t>
+              <w:t>Batch Baru: pencarian FG Code, nama produk otomatis, satu batch dengan banyak bulk code, lanjut otomatis ke Startup Check</w:t>
             </w:r>
           </w:p>
         </w:tc>
@@ -701,7 +695,7 @@
               <w:rPr>
                 <w:sz w:val="16"/>
               </w:rPr>
-              <w:t>Access Rights (Super Admin): reassignment role/departemen user dan izin edit trial Draft</w:t>
+              <w:t>Startup Check dan Start Inspection (30 sample Volume/Weight, Weight MB, test type, foto bukti lewat kamera aplikasi)</w:t>
             </w:r>
           </w:p>
         </w:tc>
@@ -751,7 +745,7 @@
               <w:rPr>
                 <w:sz w:val="16"/>
               </w:rPr>
-              <w:t>Manajemen user, notifikasi sistem, trash (recycle bin trial), dan activity log (Modul Admin)</w:t>
+              <w:t>Filling Check dengan alur TH Progress per putaran (Simpan Progress / Selesaikan) dan riwayat simpan</w:t>
             </w:r>
           </w:p>
         </w:tc>
@@ -807,7 +801,7 @@
               <w:rPr>
                 <w:sz w:val="16"/>
               </w:rPr>
-              <w:t>Pembuatan trial baru (Informasi Header) dengan Trial ID otomatis</w:t>
+              <w:t>Packing Check 17 item sesuai form FR.QAC.193.00, Data Timbang, dan Std Bruto MB yang diisi manual sekali</w:t>
             </w:r>
           </w:p>
         </w:tc>
@@ -857,7 +851,7 @@
               <w:rPr>
                 <w:sz w:val="16"/>
               </w:rPr>
-              <w:t>Validasi parameter per Product Type (Decision OK/NOT OK/N/A)</w:t>
+              <w:t>Finished Good Check dengan Quantity Sampling AQL dan Special Inspection yang terisi otomatis dari Quantity WI</w:t>
             </w:r>
           </w:p>
         </w:tc>
@@ -913,7 +907,7 @@
               <w:rPr>
                 <w:sz w:val="16"/>
               </w:rPr>
-              <w:t>Weighing Packaging &amp; Filling serta upload lampiran/foto bukti trial</w:t>
+              <w:t>Approval 2 bagian wajib (Filling &amp; Packing, Finished Good) dengan catatan wajib untuk Rejected dan riwayat keputusan</w:t>
             </w:r>
           </w:p>
         </w:tc>
@@ -963,7 +957,7 @@
               <w:rPr>
                 <w:sz w:val="16"/>
               </w:rPr>
-              <w:t>Submit for Review dan review lintas 5 departemen (PROD/RNI/QAC/PRNI/PI)</w:t>
+              <w:t>Print 3 laporan PDF (Start Up, Filling &amp; Packing, Finished Good), status batch Selesai, dan verifikasi QR publik</w:t>
             </w:r>
           </w:p>
         </w:tc>
@@ -1019,7 +1013,7 @@
               <w:rPr>
                 <w:sz w:val="16"/>
               </w:rPr>
-              <w:t>Approval akhir (e-signature) beserta siklus revisi (Need Revision - submit ulang - review putaran berikutnya)</w:t>
+              <w:t>Master Data (Admin): Master Line, Master Produk (bulk code, shelf life), Master Test Type, serta import Excel dua tahap</w:t>
             </w:r>
           </w:p>
         </w:tc>
@@ -1069,7 +1063,7 @@
               <w:rPr>
                 <w:sz w:val="16"/>
               </w:rPr>
-              <w:t>Pelaporan (Reports): Approved/Rejected/Trial Summary/Department Review/Audit Print Log, export Excel/PDF</w:t>
+              <w:t>Manajemen User: tambah/ubah user, penetapan role, dan aktif/nonaktif akun</w:t>
             </w:r>
           </w:p>
         </w:tc>
@@ -1125,7 +1119,7 @@
               <w:rPr>
                 <w:sz w:val="16"/>
               </w:rPr>
-              <w:t>Line Configuration Report per trial: konfigurasi lini produksi dengan alur sign-off Approved (PIE) dan Checked (PROD), termasuk return-to-drafter dan riwayat versi PDF terkunci</w:t>
+              <w:t>Tempat Sampah (pemulihan data yang dihapus) dan Arsip Batch</w:t>
             </w:r>
           </w:p>
         </w:tc>
@@ -1175,7 +1169,7 @@
               <w:rPr>
                 <w:sz w:val="16"/>
               </w:rPr>
-              <w:t>Lane Configuration (Super Admin): penentuan tim yang bertanggung jawab pada setiap tahap sign-off Line Configuration Report</w:t>
+              <w:t>OCR Test Product: uji coba pembacaan tanggal EXP lewat Vision Service</w:t>
             </w:r>
           </w:p>
         </w:tc>
@@ -1414,7 +1408,7 @@
                 <w:color w:val="1F4E78"/>
                 <w:sz w:val="14"/>
               </w:rPr>
-              <w:t>Login &amp; Role-Based Access</w:t>
+              <w:t>Login &amp; Navigasi</w:t>
             </w:r>
           </w:p>
         </w:tc>
@@ -1436,7 +1430,7 @@
               <w:rPr>
                 <w:sz w:val="14"/>
               </w:rPr>
-              <w:t>Setiap role (Staff, Reviewer Departemen PROD/RNI/QAC/PRNI/PI, Approver/Manager, Admin, Super Admin) dapat login dengan akun masing-masing dan hanya melihat menu sidebar sesuai hak aksesnya.</w:t>
+              <w:t>Setiap role dapat login dengan akunnya; user Nonaktif dan password salah ditolak; logout mengakhiri sesi; di layar HP navigasi pindah ke bawah tanpa scroll horizontal.</w:t>
             </w:r>
           </w:p>
         </w:tc>
@@ -1458,21 +1452,7 @@
               <w:rPr>
                 <w:sz w:val="14"/>
               </w:rPr>
-              <w:t>[ ] OK</w:t>
-            </w:r>
-            <w:r>
-              <w:rPr>
-                <w:sz w:val="14"/>
-              </w:rPr>
-              <w:br/>
-              <w:t>[ ] NOK</w:t>
-            </w:r>
-            <w:r>
-              <w:rPr>
-                <w:sz w:val="14"/>
-              </w:rPr>
-              <w:br/>
-              <w:t>[ ] N/A</w:t>
+              <w:t>[x] OK / [ ] NOK / [ ] N/A</w:t>
             </w:r>
           </w:p>
         </w:tc>
@@ -1490,6 +1470,12 @@
             <w:pPr>
               <w:spacing w:after="0" w:line="240" w:lineRule="auto"/>
             </w:pPr>
+            <w:r>
+              <w:rPr>
+                <w:sz w:val="14"/>
+              </w:rPr>
+              <w:t>6/6 skenario lulus (AUTH-01 s.d. AUTH-06).</w:t>
+            </w:r>
           </w:p>
         </w:tc>
       </w:tr>
@@ -1541,7 +1527,7 @@
                 <w:color w:val="1F4E78"/>
                 <w:sz w:val="14"/>
               </w:rPr>
-              <w:t>Visibilitas Data Trial (Row-Level Security)</w:t>
+              <w:t>Hak Akses (RBAC)</w:t>
             </w:r>
           </w:p>
         </w:tc>
@@ -1563,7 +1549,7 @@
               <w:rPr>
                 <w:sz w:val="14"/>
               </w:rPr>
-              <w:t>Setiap user hanya dapat melihat/membuka trial sesuai cakupan aksesnya (pemilik trial, reviewer departemen terkait, approver yang ditunjuk, atau Admin/Super Admin); percobaan mengakses trial di luar cakupan ditolak sistem.</w:t>
+              <w:t>Staff tidak dapat membuka menu/URL admin dan Approval Queue; Approver hanya dapat membuka Approval Queue dan tidak dapat membuat batch; Admin mengelola master data dan user.</w:t>
             </w:r>
           </w:p>
         </w:tc>
@@ -1585,21 +1571,7 @@
               <w:rPr>
                 <w:sz w:val="14"/>
               </w:rPr>
-              <w:t>[ ] OK</w:t>
-            </w:r>
-            <w:r>
-              <w:rPr>
-                <w:sz w:val="14"/>
-              </w:rPr>
-              <w:br/>
-              <w:t>[ ] NOK</w:t>
-            </w:r>
-            <w:r>
-              <w:rPr>
-                <w:sz w:val="14"/>
-              </w:rPr>
-              <w:br/>
-              <w:t>[ ] N/A</w:t>
+              <w:t>[ ] OK / [x] NOK / [ ] N/A</w:t>
             </w:r>
           </w:p>
         </w:tc>
@@ -1617,6 +1589,12 @@
             <w:pPr>
               <w:spacing w:after="0" w:line="240" w:lineRule="auto"/>
             </w:pPr>
+            <w:r>
+              <w:rPr>
+                <w:sz w:val="14"/>
+              </w:rPr>
+              <w:t>5/6 lulus. RBAC-04 gagal: Approver masih bisa membuka form Batch Baru (saat disimpan tetap ditolak, tidak ada data terbuat). Lihat Open Item 4.</w:t>
+            </w:r>
           </w:p>
         </w:tc>
       </w:tr>
@@ -1668,7 +1646,7 @@
                 <w:color w:val="1F4E78"/>
                 <w:sz w:val="14"/>
               </w:rPr>
-              <w:t>Master Data - Users</w:t>
+              <w:t>Batch Baru</w:t>
             </w:r>
           </w:p>
         </w:tc>
@@ -1690,7 +1668,7 @@
               <w:rPr>
                 <w:sz w:val="14"/>
               </w:rPr>
-              <w:t>Admin dapat menambah user baru, mengubah role/departemen, reset password, dan menghapus (soft delete) akun melalui menu Users.</w:t>
+              <w:t>Form kosong ditolak dengan penanda field wajib; FG Code dapat dicari, Nama Produk terisi otomatis dan semua bulk code aktif tercentang; batch tersimpan dan lanjut ke Startup Check.</w:t>
             </w:r>
           </w:p>
         </w:tc>
@@ -1712,21 +1690,7 @@
               <w:rPr>
                 <w:sz w:val="14"/>
               </w:rPr>
-              <w:t>[ ] OK</w:t>
-            </w:r>
-            <w:r>
-              <w:rPr>
-                <w:sz w:val="14"/>
-              </w:rPr>
-              <w:br/>
-              <w:t>[ ] NOK</w:t>
-            </w:r>
-            <w:r>
-              <w:rPr>
-                <w:sz w:val="14"/>
-              </w:rPr>
-              <w:br/>
-              <w:t>[ ] N/A</w:t>
+              <w:t>[x] OK / [ ] NOK / [ ] N/A</w:t>
             </w:r>
           </w:p>
         </w:tc>
@@ -1744,6 +1708,12 @@
             <w:pPr>
               <w:spacing w:after="0" w:line="240" w:lineRule="auto"/>
             </w:pPr>
+            <w:r>
+              <w:rPr>
+                <w:sz w:val="14"/>
+              </w:rPr>
+              <w:t>4/4 lulus. Catatan: di layar desktop bulk code belum tampil di header Detail Batch (Observasi O-2).</w:t>
+            </w:r>
           </w:p>
         </w:tc>
       </w:tr>
@@ -1795,7 +1765,7 @@
                 <w:color w:val="1F4E78"/>
                 <w:sz w:val="14"/>
               </w:rPr>
-              <w:t>Master Data - Products</w:t>
+              <w:t>Startup Check</w:t>
             </w:r>
           </w:p>
         </w:tc>
@@ -1817,7 +1787,7 @@
               <w:rPr>
                 <w:sz w:val="14"/>
               </w:rPr>
-              <w:t>Admin/Staff dapat mengelola data produk (nama produk dan Finish Good Code) yang digunakan saat membuat trial.</w:t>
+              <w:t>Field wajib divalidasi; angka dibatasi 2 desimal; foto diambil lewat dialog kamera; setelah disimpan tahap terkunci (tampilan read-only dan kirim ulang ditolak).</w:t>
             </w:r>
           </w:p>
         </w:tc>
@@ -1839,21 +1809,7 @@
               <w:rPr>
                 <w:sz w:val="14"/>
               </w:rPr>
-              <w:t>[ ] OK</w:t>
-            </w:r>
-            <w:r>
-              <w:rPr>
-                <w:sz w:val="14"/>
-              </w:rPr>
-              <w:br/>
-              <w:t>[ ] NOK</w:t>
-            </w:r>
-            <w:r>
-              <w:rPr>
-                <w:sz w:val="14"/>
-              </w:rPr>
-              <w:br/>
-              <w:t>[ ] N/A</w:t>
+              <w:t>[x] OK / [ ] NOK / [ ] N/A</w:t>
             </w:r>
           </w:p>
         </w:tc>
@@ -1871,6 +1827,12 @@
             <w:pPr>
               <w:spacing w:after="0" w:line="240" w:lineRule="auto"/>
             </w:pPr>
+            <w:r>
+              <w:rPr>
+                <w:sz w:val="14"/>
+              </w:rPr>
+              <w:t>5/5 lulus.</w:t>
+            </w:r>
           </w:p>
         </w:tc>
       </w:tr>
@@ -1898,7 +1860,6 @@
               <w:rPr>
                 <w:sz w:val="14"/>
               </w:rPr>
-              <w:lastRenderedPageBreak/>
               <w:t>5</w:t>
             </w:r>
           </w:p>
@@ -1923,7 +1884,7 @@
                 <w:color w:val="1F4E78"/>
                 <w:sz w:val="14"/>
               </w:rPr>
-              <w:t>Master Data - Parameters</w:t>
+              <w:t>Start Inspection</w:t>
             </w:r>
           </w:p>
         </w:tc>
@@ -1945,7 +1906,7 @@
               <w:rPr>
                 <w:sz w:val="14"/>
               </w:rPr>
-              <w:t>Admin/Staff dapat mengelola daftar parameter validasi per Product Type (nama parameter, spesifikasi, urutan tampil).</w:t>
+              <w:t>30 sample Volume/Weight wajib diisi dan dibatasi 2 desimal; item Sekunder boleh N/A; setelah disimpan halaman terkunci.</w:t>
             </w:r>
           </w:p>
         </w:tc>
@@ -1967,21 +1928,7 @@
               <w:rPr>
                 <w:sz w:val="14"/>
               </w:rPr>
-              <w:t>[ ] OK</w:t>
-            </w:r>
-            <w:r>
-              <w:rPr>
-                <w:sz w:val="14"/>
-              </w:rPr>
-              <w:br/>
-              <w:t>[ ] NOK</w:t>
-            </w:r>
-            <w:r>
-              <w:rPr>
-                <w:sz w:val="14"/>
-              </w:rPr>
-              <w:br/>
-              <w:t>[ ] N/A</w:t>
+              <w:t>[x] OK / [ ] NOK / [ ] N/A</w:t>
             </w:r>
           </w:p>
         </w:tc>
@@ -1999,6 +1946,12 @@
             <w:pPr>
               <w:spacing w:after="0" w:line="240" w:lineRule="auto"/>
             </w:pPr>
+            <w:r>
+              <w:rPr>
+                <w:sz w:val="14"/>
+              </w:rPr>
+              <w:t>4/4 lulus.</w:t>
+            </w:r>
           </w:p>
         </w:tc>
       </w:tr>
@@ -2050,7 +2003,7 @@
                 <w:color w:val="1F4E78"/>
                 <w:sz w:val="14"/>
               </w:rPr>
-              <w:t>Master Data - Masters</w:t>
+              <w:t>Filling Check (TH Progress)</w:t>
             </w:r>
           </w:p>
         </w:tc>
@@ -2072,7 +2025,7 @@
               <w:rPr>
                 <w:sz w:val="14"/>
               </w:rPr>
-              <w:t>Admin/Staff dapat mengelola berbagai daftar pilihan (dropdown) yang dipakai di seluruh aplikasi (kategori validasi, cakupan, mesin, dan lainnya).</w:t>
+              <w:t>Simpan Progress per putaran tercatat sebagai TH Progress beserta riwayatnya; rata-rata berat dihitung otomatis; Selesaikan mewajibkan 10 sampel, 4 foto, dan decision.</w:t>
             </w:r>
           </w:p>
         </w:tc>
@@ -2094,21 +2047,7 @@
               <w:rPr>
                 <w:sz w:val="14"/>
               </w:rPr>
-              <w:t>[ ] OK</w:t>
-            </w:r>
-            <w:r>
-              <w:rPr>
-                <w:sz w:val="14"/>
-              </w:rPr>
-              <w:br/>
-              <w:t>[ ] NOK</w:t>
-            </w:r>
-            <w:r>
-              <w:rPr>
-                <w:sz w:val="14"/>
-              </w:rPr>
-              <w:br/>
-              <w:t>[ ] N/A</w:t>
+              <w:t>[x] OK / [ ] NOK / [ ] N/A</w:t>
             </w:r>
           </w:p>
         </w:tc>
@@ -2126,6 +2065,12 @@
             <w:pPr>
               <w:spacing w:after="0" w:line="240" w:lineRule="auto"/>
             </w:pPr>
+            <w:r>
+              <w:rPr>
+                <w:sz w:val="14"/>
+              </w:rPr>
+              <w:t>8/8 lulus.</w:t>
+            </w:r>
           </w:p>
         </w:tc>
       </w:tr>
@@ -2177,7 +2122,7 @@
                 <w:color w:val="1F4E78"/>
                 <w:sz w:val="14"/>
               </w:rPr>
-              <w:t>Access Rights (Super Admin)</w:t>
+              <w:t>Packing Check</w:t>
             </w:r>
           </w:p>
         </w:tc>
@@ -2199,7 +2144,7 @@
               <w:rPr>
                 <w:sz w:val="14"/>
               </w:rPr>
-              <w:t>Super Admin dapat mengatur ulang role/departemen user, master departemen reviewer, serta memberi/mencabut izin edit trial Draft milik orang lain.</w:t>
+              <w:t>Dapat dibuka setelah Filling punya minimal 1 simpanan; Weight of MB bilangan bulat; tidak bisa diselesaikan sebelum Filling selesai; Std Bruto MB, Line Leader, Coding Machine terkunci setelah putaran pertama; 17 item dan 5 foto wajib.</w:t>
             </w:r>
           </w:p>
         </w:tc>
@@ -2221,21 +2166,7 @@
               <w:rPr>
                 <w:sz w:val="14"/>
               </w:rPr>
-              <w:t>[ ] OK</w:t>
-            </w:r>
-            <w:r>
-              <w:rPr>
-                <w:sz w:val="14"/>
-              </w:rPr>
-              <w:br/>
-              <w:t>[ ] NOK</w:t>
-            </w:r>
-            <w:r>
-              <w:rPr>
-                <w:sz w:val="14"/>
-              </w:rPr>
-              <w:br/>
-              <w:t>[ ] N/A</w:t>
+              <w:t>[x] OK / [ ] NOK / [ ] N/A</w:t>
             </w:r>
           </w:p>
         </w:tc>
@@ -2253,6 +2184,12 @@
             <w:pPr>
               <w:spacing w:after="0" w:line="240" w:lineRule="auto"/>
             </w:pPr>
+            <w:r>
+              <w:rPr>
+                <w:sz w:val="14"/>
+              </w:rPr>
+              <w:t>6/6 lulus.</w:t>
+            </w:r>
           </w:p>
         </w:tc>
       </w:tr>
@@ -2304,7 +2241,7 @@
                 <w:color w:val="1F4E78"/>
                 <w:sz w:val="14"/>
               </w:rPr>
-              <w:t>Notifications, Trash, Activity Logs</w:t>
+              <w:t>Finished Good Check</w:t>
             </w:r>
           </w:p>
         </w:tc>
@@ -2326,7 +2263,7 @@
               <w:rPr>
                 <w:sz w:val="14"/>
               </w:rPr>
-              <w:t>Admin dapat melihat &amp; menghapus notifikasi sistem, melihat &amp; memulihkan (restore) trial yang dihapus dari Trash, serta melihat/memfilter/menghapus Activity Log.</w:t>
+              <w:t>Quantity Sampling AQL dan Special Inspection terisi otomatis dari Quantity WI; foto wajib divalidasi; setelah selesai batch lanjut ke Approval.</w:t>
             </w:r>
           </w:p>
         </w:tc>
@@ -2348,21 +2285,7 @@
               <w:rPr>
                 <w:sz w:val="14"/>
               </w:rPr>
-              <w:t>[ ] OK</w:t>
-            </w:r>
-            <w:r>
-              <w:rPr>
-                <w:sz w:val="14"/>
-              </w:rPr>
-              <w:br/>
-              <w:t>[ ] NOK</w:t>
-            </w:r>
-            <w:r>
-              <w:rPr>
-                <w:sz w:val="14"/>
-              </w:rPr>
-              <w:br/>
-              <w:t>[ ] N/A</w:t>
+              <w:t>[x] OK / [ ] NOK / [ ] N/A</w:t>
             </w:r>
           </w:p>
         </w:tc>
@@ -2380,6 +2303,12 @@
             <w:pPr>
               <w:spacing w:after="0" w:line="240" w:lineRule="auto"/>
             </w:pPr>
+            <w:r>
+              <w:rPr>
+                <w:sz w:val="14"/>
+              </w:rPr>
+              <w:t>4/4 lulus.</w:t>
+            </w:r>
           </w:p>
         </w:tc>
       </w:tr>
@@ -2431,7 +2360,7 @@
                 <w:color w:val="1F4E78"/>
                 <w:sz w:val="14"/>
               </w:rPr>
-              <w:t>Membuat Trial Baru (Langkah 1)</w:t>
+              <w:t>Approval</w:t>
             </w:r>
           </w:p>
         </w:tc>
@@ -2453,7 +2382,7 @@
               <w:rPr>
                 <w:sz w:val="14"/>
               </w:rPr>
-              <w:t>Staff dapat membuat trial baru dengan mengisi Informasi Produk, Cakupan &amp; Mesin, Batch &amp; Tim, serta Alasan &amp; BOM; Trial ID dibuat otomatis oleh sistem dan trial baru dimulai berstatus Draft.</w:t>
+              <w:t>Hanya Approver yang dapat memutuskan; batch muncul di Approval Queue; 2 bagian wajib (Filling &amp; Packing, Finished Good); Rejected wajib catatan; riwayat keputusan tercatat; setelah kedua bagian Approved batch lanjut ke Print.</w:t>
             </w:r>
           </w:p>
         </w:tc>
@@ -2475,21 +2404,7 @@
               <w:rPr>
                 <w:sz w:val="14"/>
               </w:rPr>
-              <w:t>[ ] OK</w:t>
-            </w:r>
-            <w:r>
-              <w:rPr>
-                <w:sz w:val="14"/>
-              </w:rPr>
-              <w:br/>
-              <w:t>[ ] NOK</w:t>
-            </w:r>
-            <w:r>
-              <w:rPr>
-                <w:sz w:val="14"/>
-              </w:rPr>
-              <w:br/>
-              <w:t>[ ] N/A</w:t>
+              <w:t>[x] OK / [ ] NOK / [ ] N/A</w:t>
             </w:r>
           </w:p>
         </w:tc>
@@ -2507,6 +2422,12 @@
             <w:pPr>
               <w:spacing w:after="0" w:line="240" w:lineRule="auto"/>
             </w:pPr>
+            <w:r>
+              <w:rPr>
+                <w:sz w:val="14"/>
+              </w:rPr>
+              <w:t>8/8 lulus. Data lama 26W003 CJB/AJB tertahan di Approval (Observasi O-1, Open Item 2).</w:t>
+            </w:r>
           </w:p>
         </w:tc>
       </w:tr>
@@ -2558,7 +2479,7 @@
                 <w:color w:val="1F4E78"/>
                 <w:sz w:val="14"/>
               </w:rPr>
-              <w:t>Validasi Parameter (Langkah 2)</w:t>
+              <w:t>Print &amp; Verifikasi QR</w:t>
             </w:r>
           </w:p>
         </w:tc>
@@ -2580,7 +2501,7 @@
               <w:rPr>
                 <w:sz w:val="14"/>
               </w:rPr>
-              <w:t>Sistem menampilkan seluruh parameter validasi sesuai Product Type trial; memilih OK/N/A otomatis mengisi Result, memilih NOT OK mewajibkan pengisian Result dan Remark sebelum bisa lanjut.</w:t>
+              <w:t>Ketiga laporan ter-render sebagai PDF lengkap dengan foto dan QR; setelah ketiganya dicetak batch berstatus Selesai; cetak ulang tercatat; halaman verifikasi QR dapat dibuka tanpa login.</w:t>
             </w:r>
           </w:p>
         </w:tc>
@@ -2602,21 +2523,7 @@
               <w:rPr>
                 <w:sz w:val="14"/>
               </w:rPr>
-              <w:t>[ ] OK</w:t>
-            </w:r>
-            <w:r>
-              <w:rPr>
-                <w:sz w:val="14"/>
-              </w:rPr>
-              <w:br/>
-              <w:t>[ ] NOK</w:t>
-            </w:r>
-            <w:r>
-              <w:rPr>
-                <w:sz w:val="14"/>
-              </w:rPr>
-              <w:br/>
-              <w:t>[ ] N/A</w:t>
+              <w:t>[x] OK / [ ] NOK / [ ] N/A</w:t>
             </w:r>
           </w:p>
         </w:tc>
@@ -2634,6 +2541,12 @@
             <w:pPr>
               <w:spacing w:after="0" w:line="240" w:lineRule="auto"/>
             </w:pPr>
+            <w:r>
+              <w:rPr>
+                <w:sz w:val="14"/>
+              </w:rPr>
+              <w:t>4/4 lulus (PRT-01 s.d. PRT-03, QR-01).</w:t>
+            </w:r>
           </w:p>
         </w:tc>
       </w:tr>
@@ -2685,7 +2598,7 @@
                 <w:color w:val="1F4E78"/>
                 <w:sz w:val="14"/>
               </w:rPr>
-              <w:t>Weighing Packaging (Langkah 3)</w:t>
+              <w:t>Master Data (Admin)</w:t>
             </w:r>
           </w:p>
         </w:tc>
@@ -2707,7 +2620,7 @@
               <w:rPr>
                 <w:sz w:val="14"/>
               </w:rPr>
-              <w:t>User dapat mengisi hasil timbang sampel kemasan kosong (dapat menambah sampel lebih dari 30) atau menandai Skip (N/A); sistem otomatis menghitung Total/Average/Minimum/Maximum.</w:t>
+              <w:t>Admin dapat menambah/mengubah/menghapus Master Line, Master Produk (bulk code, shelf life), dan Master Test Type; FG Code duplikat ditolak; template Excel dapat diunduh; import Excel dua tahap menyimpan baris valid dan melaporkan baris error.</w:t>
             </w:r>
           </w:p>
         </w:tc>
@@ -2729,21 +2642,7 @@
               <w:rPr>
                 <w:sz w:val="14"/>
               </w:rPr>
-              <w:t>[ ] OK</w:t>
-            </w:r>
-            <w:r>
-              <w:rPr>
-                <w:sz w:val="14"/>
-              </w:rPr>
-              <w:br/>
-              <w:t>[ ] NOK</w:t>
-            </w:r>
-            <w:r>
-              <w:rPr>
-                <w:sz w:val="14"/>
-              </w:rPr>
-              <w:br/>
-              <w:t>[ ] N/A</w:t>
+              <w:t>[x] OK / [ ] NOK / [ ] N/A</w:t>
             </w:r>
           </w:p>
         </w:tc>
@@ -2761,6 +2660,12 @@
             <w:pPr>
               <w:spacing w:after="0" w:line="240" w:lineRule="auto"/>
             </w:pPr>
+            <w:r>
+              <w:rPr>
+                <w:sz w:val="14"/>
+              </w:rPr>
+              <w:t>8/8 lulus.</w:t>
+            </w:r>
           </w:p>
         </w:tc>
       </w:tr>
@@ -2812,7 +2717,7 @@
                 <w:color w:val="1F4E78"/>
                 <w:sz w:val="14"/>
               </w:rPr>
-              <w:t>Weighing Filling (Langkah 4)</w:t>
+              <w:t>Manajemen User</w:t>
             </w:r>
           </w:p>
         </w:tc>
@@ -2834,7 +2739,7 @@
               <w:rPr>
                 <w:sz w:val="14"/>
               </w:rPr>
-              <w:t>User dapat mengisi hasil timbang sampel hasil filling dengan cara dan kalkulasi otomatis yang sama seperti Weighing Packaging.</w:t>
+              <w:t>Admin dapat menambah user, mengubah data tanpa mengubah role secara tidak sengaja, menonaktifkan user (login ditolak); Admin tidak dapat menonaktifkan atau menurunkan role akunnya sendiri.</w:t>
             </w:r>
           </w:p>
         </w:tc>
@@ -2856,21 +2761,7 @@
               <w:rPr>
                 <w:sz w:val="14"/>
               </w:rPr>
-              <w:t>[ ] OK</w:t>
-            </w:r>
-            <w:r>
-              <w:rPr>
-                <w:sz w:val="14"/>
-              </w:rPr>
-              <w:br/>
-              <w:t>[ ] NOK</w:t>
-            </w:r>
-            <w:r>
-              <w:rPr>
-                <w:sz w:val="14"/>
-              </w:rPr>
-              <w:br/>
-              <w:t>[ ] N/A</w:t>
+              <w:t>[ ] OK / [x] NOK / [ ] N/A</w:t>
             </w:r>
           </w:p>
         </w:tc>
@@ -2888,6 +2779,12 @@
             <w:pPr>
               <w:spacing w:after="0" w:line="240" w:lineRule="auto"/>
             </w:pPr>
+            <w:r>
+              <w:rPr>
+                <w:sz w:val="14"/>
+              </w:rPr>
+              <w:t>4/5 lulus. USR-05 gagal: Admin bisa menurunkan role dirinya sendiri menjadi Staff dan kehilangan akses admin (temuan SIT H5). Lihat Open Item 1.</w:t>
+            </w:r>
           </w:p>
         </w:tc>
       </w:tr>
@@ -2939,7 +2836,7 @@
                 <w:color w:val="1F4E78"/>
                 <w:sz w:val="14"/>
               </w:rPr>
-              <w:t>Upload Lampiran / Foto (Langkah 5)</w:t>
+              <w:t>Tempat Sampah</w:t>
             </w:r>
           </w:p>
         </w:tc>
@@ -2961,7 +2858,7 @@
               <w:rPr>
                 <w:sz w:val="14"/>
               </w:rPr>
-              <w:t>User dapat mengunggah foto bukti trial per kategori (format JPG/PNG/WEBP/GIF, maksimal 10MB per file) beserta caption, dan menghapus foto yang salah unggah.</w:t>
+              <w:t>Data master dan batch yang dihapus masuk Tempat Sampah dan dapat dikembalikan utuh.</w:t>
             </w:r>
           </w:p>
         </w:tc>
@@ -2983,21 +2880,7 @@
               <w:rPr>
                 <w:sz w:val="14"/>
               </w:rPr>
-              <w:t>[ ] OK</w:t>
-            </w:r>
-            <w:r>
-              <w:rPr>
-                <w:sz w:val="14"/>
-              </w:rPr>
-              <w:br/>
-              <w:t>[ ] NOK</w:t>
-            </w:r>
-            <w:r>
-              <w:rPr>
-                <w:sz w:val="14"/>
-              </w:rPr>
-              <w:br/>
-              <w:t>[ ] N/A</w:t>
+              <w:t>[x] OK / [ ] NOK / [ ] N/A</w:t>
             </w:r>
           </w:p>
         </w:tc>
@@ -3015,6 +2898,12 @@
             <w:pPr>
               <w:spacing w:after="0" w:line="240" w:lineRule="auto"/>
             </w:pPr>
+            <w:r>
+              <w:rPr>
+                <w:sz w:val="14"/>
+              </w:rPr>
+              <w:t>2/2 lulus.</w:t>
+            </w:r>
           </w:p>
         </w:tc>
       </w:tr>
@@ -3066,7 +2955,7 @@
                 <w:color w:val="1F4E78"/>
                 <w:sz w:val="14"/>
               </w:rPr>
-              <w:t>Submit for Review (Langkah 6)</w:t>
+              <w:t>Arsip Batch</w:t>
             </w:r>
           </w:p>
         </w:tc>
@@ -3088,7 +2977,7 @@
               <w:rPr>
                 <w:sz w:val="14"/>
               </w:rPr>
-              <w:t>Pemilik trial dapat memilih departemen reviewer (PROD/RNI/QAC/PRNI/PI), reviewer spesifik per departemen, dan Approver, lalu mengirim trial untuk direview; status trial berubah dari Draft menjadi In Review dan notifikasi terkirim otomatis.</w:t>
+              <w:t>Batch Selesai dapat dipindah ke Arsip (laporan tetap bisa dibuka) dan dikeluarkan kembali ke daftar Batch.</w:t>
             </w:r>
           </w:p>
         </w:tc>
@@ -3110,21 +2999,7 @@
               <w:rPr>
                 <w:sz w:val="14"/>
               </w:rPr>
-              <w:t>[ ] OK</w:t>
-            </w:r>
-            <w:r>
-              <w:rPr>
-                <w:sz w:val="14"/>
-              </w:rPr>
-              <w:br/>
-              <w:t>[ ] NOK</w:t>
-            </w:r>
-            <w:r>
-              <w:rPr>
-                <w:sz w:val="14"/>
-              </w:rPr>
-              <w:br/>
-              <w:t>[ ] N/A</w:t>
+              <w:t>[x] OK / [ ] NOK / [ ] N/A</w:t>
             </w:r>
           </w:p>
         </w:tc>
@@ -3142,6 +3017,12 @@
             <w:pPr>
               <w:spacing w:after="0" w:line="240" w:lineRule="auto"/>
             </w:pPr>
+            <w:r>
+              <w:rPr>
+                <w:sz w:val="14"/>
+              </w:rPr>
+              <w:t>2/2 lulus.</w:t>
+            </w:r>
           </w:p>
         </w:tc>
       </w:tr>
@@ -3193,7 +3074,7 @@
                 <w:color w:val="1F4E78"/>
                 <w:sz w:val="14"/>
               </w:rPr>
-              <w:t>Review per Departemen</w:t>
+              <w:t>OCR Test Product</w:t>
             </w:r>
           </w:p>
         </w:tc>
@@ -3215,7 +3096,7 @@
               <w:rPr>
                 <w:sz w:val="14"/>
               </w:rPr>
-              <w:t>Reviewer departemen dapat melihat daftar trial yang menunggu review mereka (menu Need Review), membuka detail trial, mengisi komentar, dan submit review; trial otomatis naik ke status Ready for Approval setelah seluruh departemen yang dipilih selesai review.</w:t>
+              <w:t>Staff dapat membaca foto tanggal EXP dan mendapat hasil (nilai, confidence, PASS/REVIEW); bila Vision Service tidak terjangkau, hasil REVIEW (bukan PASS) dengan alasan jelas.</w:t>
             </w:r>
           </w:p>
         </w:tc>
@@ -3237,21 +3118,7 @@
               <w:rPr>
                 <w:sz w:val="14"/>
               </w:rPr>
-              <w:t>[ ] OK</w:t>
-            </w:r>
-            <w:r>
-              <w:rPr>
-                <w:sz w:val="14"/>
-              </w:rPr>
-              <w:br/>
-              <w:t>[ ] NOK</w:t>
-            </w:r>
-            <w:r>
-              <w:rPr>
-                <w:sz w:val="14"/>
-              </w:rPr>
-              <w:br/>
-              <w:t>[ ] N/A</w:t>
+              <w:t>[ ] OK / [ ] NOK / [x] N/A</w:t>
             </w:r>
           </w:p>
         </w:tc>
@@ -3269,6 +3136,12 @@
             <w:pPr>
               <w:spacing w:after="0" w:line="240" w:lineRule="auto"/>
             </w:pPr>
+            <w:r>
+              <w:rPr>
+                <w:sz w:val="14"/>
+              </w:rPr>
+              <w:t>Pembacaan OCR belum dapat diuji karena Vision Service hanya dapat diakses dari jaringan pabrik (OCR-01). Penanganan saat layanan tidak terjangkau lulus (OCR-02). Lihat Open Item 3.</w:t>
+            </w:r>
           </w:p>
         </w:tc>
       </w:tr>
@@ -3320,7 +3193,7 @@
                 <w:color w:val="1F4E78"/>
                 <w:sz w:val="14"/>
               </w:rPr>
-              <w:t>Approval / E-Signature</w:t>
+              <w:t>Automated Test (pendukung)</w:t>
             </w:r>
           </w:p>
         </w:tc>
@@ -3342,7 +3215,7 @@
               <w:rPr>
                 <w:sz w:val="14"/>
               </w:rPr>
-              <w:t>Approver (Manager) dapat meninjau seluruh detail trial beserta hasil review tiap departemen, lalu memutuskan Approve/Need Revision/Reject disertai comment dan password sebagai e-signature.</w:t>
+              <w:t>Seluruh automated test aplikasi lulus pada database uji terpisah, dan build frontend produksi sukses.</w:t>
             </w:r>
           </w:p>
         </w:tc>
@@ -3364,21 +3237,7 @@
               <w:rPr>
                 <w:sz w:val="14"/>
               </w:rPr>
-              <w:t>[ ] OK</w:t>
-            </w:r>
-            <w:r>
-              <w:rPr>
-                <w:sz w:val="14"/>
-              </w:rPr>
-              <w:br/>
-              <w:t>[ ] NOK</w:t>
-            </w:r>
-            <w:r>
-              <w:rPr>
-                <w:sz w:val="14"/>
-              </w:rPr>
-              <w:br/>
-              <w:t>[ ] N/A</w:t>
+              <w:t>[x] OK / [ ] NOK / [ ] N/A</w:t>
             </w:r>
           </w:p>
         </w:tc>
@@ -3396,1531 +3255,12 @@
             <w:pPr>
               <w:spacing w:after="0" w:line="240" w:lineRule="auto"/>
             </w:pPr>
-          </w:p>
-        </w:tc>
-      </w:tr>
-      <w:tr>
-        <w:trPr>
-          <w:cantSplit/>
-          <w:jc w:val="center"/>
-        </w:trPr>
-        <w:tc>
-          <w:tcPr>
-            <w:tcW w:w="453" w:type="dxa"/>
-            <w:tcMar>
-              <w:top w:w="50" w:type="dxa"/>
-              <w:left w:w="50" w:type="dxa"/>
-              <w:bottom w:w="50" w:type="dxa"/>
-              <w:right w:w="50" w:type="dxa"/>
-            </w:tcMar>
-          </w:tcPr>
-          <w:p>
-            <w:pPr>
-              <w:spacing w:after="0" w:line="240" w:lineRule="auto"/>
-              <w:jc w:val="center"/>
-            </w:pPr>
             <w:r>
               <w:rPr>
                 <w:sz w:val="14"/>
               </w:rPr>
-              <w:t>17</w:t>
-            </w:r>
-          </w:p>
-        </w:tc>
-        <w:tc>
-          <w:tcPr>
-            <w:tcW w:w="1984" w:type="dxa"/>
-            <w:tcMar>
-              <w:top w:w="50" w:type="dxa"/>
-              <w:left w:w="50" w:type="dxa"/>
-              <w:bottom w:w="50" w:type="dxa"/>
-              <w:right w:w="50" w:type="dxa"/>
-            </w:tcMar>
-          </w:tcPr>
-          <w:p>
-            <w:pPr>
-              <w:spacing w:after="0" w:line="240" w:lineRule="auto"/>
-            </w:pPr>
-            <w:r>
-              <w:rPr>
-                <w:b/>
-                <w:color w:val="1F4E78"/>
-                <w:sz w:val="14"/>
-              </w:rPr>
-              <w:t>Siklus Revisi (Need Revision - Submit Ulang - Review Ulang)</w:t>
-            </w:r>
-          </w:p>
-        </w:tc>
-        <w:tc>
-          <w:tcPr>
-            <w:tcW w:w="4536" w:type="dxa"/>
-            <w:tcMar>
-              <w:top w:w="50" w:type="dxa"/>
-              <w:left w:w="50" w:type="dxa"/>
-              <w:bottom w:w="50" w:type="dxa"/>
-              <w:right w:w="50" w:type="dxa"/>
-            </w:tcMar>
-          </w:tcPr>
-          <w:p>
-            <w:pPr>
-              <w:spacing w:after="0" w:line="240" w:lineRule="auto"/>
-            </w:pPr>
-            <w:r>
-              <w:rPr>
-                <w:sz w:val="14"/>
-              </w:rPr>
-              <w:t>Trial yang dikembalikan (Need Revision) dapat diperbaiki dan diajukan ulang oleh pemilik trial (revision_no bertambah), dan seluruh departemen reviewer dapat kembali mengirimkan review pada putaran berikutnya tanpa terkendala.</w:t>
-            </w:r>
-          </w:p>
-        </w:tc>
-        <w:tc>
-          <w:tcPr>
-            <w:tcW w:w="1247" w:type="dxa"/>
-            <w:tcMar>
-              <w:top w:w="50" w:type="dxa"/>
-              <w:left w:w="50" w:type="dxa"/>
-              <w:bottom w:w="50" w:type="dxa"/>
-              <w:right w:w="50" w:type="dxa"/>
-            </w:tcMar>
-          </w:tcPr>
-          <w:p>
-            <w:pPr>
-              <w:spacing w:after="0" w:line="240" w:lineRule="auto"/>
-            </w:pPr>
-            <w:r>
-              <w:rPr>
-                <w:sz w:val="14"/>
-              </w:rPr>
-              <w:t>[ ] OK</w:t>
-            </w:r>
-            <w:r>
-              <w:rPr>
-                <w:sz w:val="14"/>
-              </w:rPr>
-              <w:br/>
-              <w:t>[ ] NOK</w:t>
-            </w:r>
-            <w:r>
-              <w:rPr>
-                <w:sz w:val="14"/>
-              </w:rPr>
-              <w:br/>
-              <w:t>[ ] N/A</w:t>
-            </w:r>
-          </w:p>
-        </w:tc>
-        <w:tc>
-          <w:tcPr>
-            <w:tcW w:w="1814" w:type="dxa"/>
-            <w:tcMar>
-              <w:top w:w="50" w:type="dxa"/>
-              <w:left w:w="50" w:type="dxa"/>
-              <w:bottom w:w="50" w:type="dxa"/>
-              <w:right w:w="50" w:type="dxa"/>
-            </w:tcMar>
-          </w:tcPr>
-          <w:p>
-            <w:pPr>
-              <w:spacing w:after="0" w:line="240" w:lineRule="auto"/>
-            </w:pPr>
-          </w:p>
-        </w:tc>
-      </w:tr>
-      <w:tr>
-        <w:trPr>
-          <w:cantSplit/>
-          <w:jc w:val="center"/>
-        </w:trPr>
-        <w:tc>
-          <w:tcPr>
-            <w:tcW w:w="453" w:type="dxa"/>
-            <w:tcMar>
-              <w:top w:w="50" w:type="dxa"/>
-              <w:left w:w="50" w:type="dxa"/>
-              <w:bottom w:w="50" w:type="dxa"/>
-              <w:right w:w="50" w:type="dxa"/>
-            </w:tcMar>
-          </w:tcPr>
-          <w:p>
-            <w:pPr>
-              <w:spacing w:after="0" w:line="240" w:lineRule="auto"/>
-              <w:jc w:val="center"/>
-            </w:pPr>
-            <w:r>
-              <w:rPr>
-                <w:sz w:val="14"/>
-              </w:rPr>
-              <w:t>18</w:t>
-            </w:r>
-          </w:p>
-        </w:tc>
-        <w:tc>
-          <w:tcPr>
-            <w:tcW w:w="1984" w:type="dxa"/>
-            <w:tcMar>
-              <w:top w:w="50" w:type="dxa"/>
-              <w:left w:w="50" w:type="dxa"/>
-              <w:bottom w:w="50" w:type="dxa"/>
-              <w:right w:w="50" w:type="dxa"/>
-            </w:tcMar>
-          </w:tcPr>
-          <w:p>
-            <w:pPr>
-              <w:spacing w:after="0" w:line="240" w:lineRule="auto"/>
-            </w:pPr>
-            <w:r>
-              <w:rPr>
-                <w:b/>
-                <w:color w:val="1F4E78"/>
-                <w:sz w:val="14"/>
-              </w:rPr>
-              <w:t>Dashboard &amp; My Work</w:t>
-            </w:r>
-          </w:p>
-        </w:tc>
-        <w:tc>
-          <w:tcPr>
-            <w:tcW w:w="4536" w:type="dxa"/>
-            <w:tcMar>
-              <w:top w:w="50" w:type="dxa"/>
-              <w:left w:w="50" w:type="dxa"/>
-              <w:bottom w:w="50" w:type="dxa"/>
-              <w:right w:w="50" w:type="dxa"/>
-            </w:tcMar>
-          </w:tcPr>
-          <w:p>
-            <w:pPr>
-              <w:spacing w:after="0" w:line="240" w:lineRule="auto"/>
-            </w:pPr>
-            <w:r>
-              <w:rPr>
-                <w:sz w:val="14"/>
-              </w:rPr>
-              <w:t>Dashboard menampilkan ringkasan statistik trial (approval rate, rata-rata waktu approval, trial aktif, bottleneck departemen); bagian My Work menampilkan draft/trial/review/approval yang menjadi tanggung jawab pribadi user yang login.</w:t>
-            </w:r>
-          </w:p>
-        </w:tc>
-        <w:tc>
-          <w:tcPr>
-            <w:tcW w:w="1247" w:type="dxa"/>
-            <w:tcMar>
-              <w:top w:w="50" w:type="dxa"/>
-              <w:left w:w="50" w:type="dxa"/>
-              <w:bottom w:w="50" w:type="dxa"/>
-              <w:right w:w="50" w:type="dxa"/>
-            </w:tcMar>
-          </w:tcPr>
-          <w:p>
-            <w:pPr>
-              <w:spacing w:after="0" w:line="240" w:lineRule="auto"/>
-            </w:pPr>
-            <w:r>
-              <w:rPr>
-                <w:sz w:val="14"/>
-              </w:rPr>
-              <w:t>[ ] OK</w:t>
-            </w:r>
-            <w:r>
-              <w:rPr>
-                <w:sz w:val="14"/>
-              </w:rPr>
-              <w:br/>
-              <w:t>[ ] NOK</w:t>
-            </w:r>
-            <w:r>
-              <w:rPr>
-                <w:sz w:val="14"/>
-              </w:rPr>
-              <w:br/>
-              <w:t>[ ] N/A</w:t>
-            </w:r>
-          </w:p>
-        </w:tc>
-        <w:tc>
-          <w:tcPr>
-            <w:tcW w:w="1814" w:type="dxa"/>
-            <w:tcMar>
-              <w:top w:w="50" w:type="dxa"/>
-              <w:left w:w="50" w:type="dxa"/>
-              <w:bottom w:w="50" w:type="dxa"/>
-              <w:right w:w="50" w:type="dxa"/>
-            </w:tcMar>
-          </w:tcPr>
-          <w:p>
-            <w:pPr>
-              <w:spacing w:after="0" w:line="240" w:lineRule="auto"/>
-            </w:pPr>
-          </w:p>
-        </w:tc>
-      </w:tr>
-      <w:tr>
-        <w:trPr>
-          <w:cantSplit/>
-          <w:jc w:val="center"/>
-        </w:trPr>
-        <w:tc>
-          <w:tcPr>
-            <w:tcW w:w="453" w:type="dxa"/>
-            <w:tcMar>
-              <w:top w:w="50" w:type="dxa"/>
-              <w:left w:w="50" w:type="dxa"/>
-              <w:bottom w:w="50" w:type="dxa"/>
-              <w:right w:w="50" w:type="dxa"/>
-            </w:tcMar>
-          </w:tcPr>
-          <w:p>
-            <w:pPr>
-              <w:spacing w:after="0" w:line="240" w:lineRule="auto"/>
-              <w:jc w:val="center"/>
-            </w:pPr>
-            <w:r>
-              <w:rPr>
-                <w:sz w:val="14"/>
-              </w:rPr>
-              <w:t>19</w:t>
-            </w:r>
-          </w:p>
-        </w:tc>
-        <w:tc>
-          <w:tcPr>
-            <w:tcW w:w="1984" w:type="dxa"/>
-            <w:tcMar>
-              <w:top w:w="50" w:type="dxa"/>
-              <w:left w:w="50" w:type="dxa"/>
-              <w:bottom w:w="50" w:type="dxa"/>
-              <w:right w:w="50" w:type="dxa"/>
-            </w:tcMar>
-          </w:tcPr>
-          <w:p>
-            <w:pPr>
-              <w:spacing w:after="0" w:line="240" w:lineRule="auto"/>
-            </w:pPr>
-            <w:r>
-              <w:rPr>
-                <w:b/>
-                <w:color w:val="1F4E78"/>
-                <w:sz w:val="14"/>
-              </w:rPr>
-              <w:t>Reports Hub</w:t>
-            </w:r>
-          </w:p>
-        </w:tc>
-        <w:tc>
-          <w:tcPr>
-            <w:tcW w:w="4536" w:type="dxa"/>
-            <w:tcMar>
-              <w:top w:w="50" w:type="dxa"/>
-              <w:left w:w="50" w:type="dxa"/>
-              <w:bottom w:w="50" w:type="dxa"/>
-              <w:right w:w="50" w:type="dxa"/>
-            </w:tcMar>
-          </w:tcPr>
-          <w:p>
-            <w:pPr>
-              <w:spacing w:after="0" w:line="240" w:lineRule="auto"/>
-            </w:pPr>
-            <w:r>
-              <w:rPr>
-                <w:sz w:val="14"/>
-              </w:rPr>
-              <w:t>Menu Reports menampilkan 5 pilihan laporan (Approved, Rejected, Trial Summary, Department Review, Audit Print Log) yang dapat diakses sesuai hak akses user.</w:t>
-            </w:r>
-          </w:p>
-        </w:tc>
-        <w:tc>
-          <w:tcPr>
-            <w:tcW w:w="1247" w:type="dxa"/>
-            <w:tcMar>
-              <w:top w:w="50" w:type="dxa"/>
-              <w:left w:w="50" w:type="dxa"/>
-              <w:bottom w:w="50" w:type="dxa"/>
-              <w:right w:w="50" w:type="dxa"/>
-            </w:tcMar>
-          </w:tcPr>
-          <w:p>
-            <w:pPr>
-              <w:spacing w:after="0" w:line="240" w:lineRule="auto"/>
-            </w:pPr>
-            <w:r>
-              <w:rPr>
-                <w:sz w:val="14"/>
-              </w:rPr>
-              <w:t>[ ] OK</w:t>
-            </w:r>
-            <w:r>
-              <w:rPr>
-                <w:sz w:val="14"/>
-              </w:rPr>
-              <w:br/>
-              <w:t>[ ] NOK</w:t>
-            </w:r>
-            <w:r>
-              <w:rPr>
-                <w:sz w:val="14"/>
-              </w:rPr>
-              <w:br/>
-              <w:t>[ ] N/A</w:t>
-            </w:r>
-          </w:p>
-        </w:tc>
-        <w:tc>
-          <w:tcPr>
-            <w:tcW w:w="1814" w:type="dxa"/>
-            <w:tcMar>
-              <w:top w:w="50" w:type="dxa"/>
-              <w:left w:w="50" w:type="dxa"/>
-              <w:bottom w:w="50" w:type="dxa"/>
-              <w:right w:w="50" w:type="dxa"/>
-            </w:tcMar>
-          </w:tcPr>
-          <w:p>
-            <w:pPr>
-              <w:spacing w:after="0" w:line="240" w:lineRule="auto"/>
-            </w:pPr>
-          </w:p>
-        </w:tc>
-      </w:tr>
-      <w:tr>
-        <w:trPr>
-          <w:cantSplit/>
-          <w:jc w:val="center"/>
-        </w:trPr>
-        <w:tc>
-          <w:tcPr>
-            <w:tcW w:w="453" w:type="dxa"/>
-            <w:tcMar>
-              <w:top w:w="50" w:type="dxa"/>
-              <w:left w:w="50" w:type="dxa"/>
-              <w:bottom w:w="50" w:type="dxa"/>
-              <w:right w:w="50" w:type="dxa"/>
-            </w:tcMar>
-          </w:tcPr>
-          <w:p>
-            <w:pPr>
-              <w:spacing w:after="0" w:line="240" w:lineRule="auto"/>
-              <w:jc w:val="center"/>
-            </w:pPr>
-            <w:r>
-              <w:rPr>
-                <w:sz w:val="14"/>
-              </w:rPr>
-              <w:t>20</w:t>
-            </w:r>
-          </w:p>
-        </w:tc>
-        <w:tc>
-          <w:tcPr>
-            <w:tcW w:w="1984" w:type="dxa"/>
-            <w:tcMar>
-              <w:top w:w="50" w:type="dxa"/>
-              <w:left w:w="50" w:type="dxa"/>
-              <w:bottom w:w="50" w:type="dxa"/>
-              <w:right w:w="50" w:type="dxa"/>
-            </w:tcMar>
-          </w:tcPr>
-          <w:p>
-            <w:pPr>
-              <w:spacing w:after="0" w:line="240" w:lineRule="auto"/>
-            </w:pPr>
-            <w:r>
-              <w:rPr>
-                <w:b/>
-                <w:color w:val="1F4E78"/>
-                <w:sz w:val="14"/>
-              </w:rPr>
-              <w:t>Approved &amp; Rejected Report</w:t>
-            </w:r>
-          </w:p>
-        </w:tc>
-        <w:tc>
-          <w:tcPr>
-            <w:tcW w:w="4536" w:type="dxa"/>
-            <w:tcMar>
-              <w:top w:w="50" w:type="dxa"/>
-              <w:left w:w="50" w:type="dxa"/>
-              <w:bottom w:w="50" w:type="dxa"/>
-              <w:right w:w="50" w:type="dxa"/>
-            </w:tcMar>
-          </w:tcPr>
-          <w:p>
-            <w:pPr>
-              <w:spacing w:after="0" w:line="240" w:lineRule="auto"/>
-            </w:pPr>
-            <w:r>
-              <w:rPr>
-                <w:sz w:val="14"/>
-              </w:rPr>
-              <w:t>User dapat melihat daftar trial berstatus Approved maupun Rejected/Need Revision sesuai cakupan visibilitasnya.</w:t>
-            </w:r>
-          </w:p>
-        </w:tc>
-        <w:tc>
-          <w:tcPr>
-            <w:tcW w:w="1247" w:type="dxa"/>
-            <w:tcMar>
-              <w:top w:w="50" w:type="dxa"/>
-              <w:left w:w="50" w:type="dxa"/>
-              <w:bottom w:w="50" w:type="dxa"/>
-              <w:right w:w="50" w:type="dxa"/>
-            </w:tcMar>
-          </w:tcPr>
-          <w:p>
-            <w:pPr>
-              <w:spacing w:after="0" w:line="240" w:lineRule="auto"/>
-            </w:pPr>
-            <w:r>
-              <w:rPr>
-                <w:sz w:val="14"/>
-              </w:rPr>
-              <w:t>[ ] OK</w:t>
-            </w:r>
-            <w:r>
-              <w:rPr>
-                <w:sz w:val="14"/>
-              </w:rPr>
-              <w:br/>
-              <w:t>[ ] NOK</w:t>
-            </w:r>
-            <w:r>
-              <w:rPr>
-                <w:sz w:val="14"/>
-              </w:rPr>
-              <w:br/>
-              <w:t>[ ] N/A</w:t>
-            </w:r>
-          </w:p>
-        </w:tc>
-        <w:tc>
-          <w:tcPr>
-            <w:tcW w:w="1814" w:type="dxa"/>
-            <w:tcMar>
-              <w:top w:w="50" w:type="dxa"/>
-              <w:left w:w="50" w:type="dxa"/>
-              <w:bottom w:w="50" w:type="dxa"/>
-              <w:right w:w="50" w:type="dxa"/>
-            </w:tcMar>
-          </w:tcPr>
-          <w:p>
-            <w:pPr>
-              <w:spacing w:after="0" w:line="240" w:lineRule="auto"/>
-            </w:pPr>
-          </w:p>
-        </w:tc>
-      </w:tr>
-      <w:tr>
-        <w:trPr>
-          <w:cantSplit/>
-          <w:jc w:val="center"/>
-        </w:trPr>
-        <w:tc>
-          <w:tcPr>
-            <w:tcW w:w="453" w:type="dxa"/>
-            <w:tcMar>
-              <w:top w:w="50" w:type="dxa"/>
-              <w:left w:w="50" w:type="dxa"/>
-              <w:bottom w:w="50" w:type="dxa"/>
-              <w:right w:w="50" w:type="dxa"/>
-            </w:tcMar>
-          </w:tcPr>
-          <w:p>
-            <w:pPr>
-              <w:spacing w:after="0" w:line="240" w:lineRule="auto"/>
-              <w:jc w:val="center"/>
-            </w:pPr>
-            <w:r>
-              <w:rPr>
-                <w:sz w:val="14"/>
-              </w:rPr>
-              <w:t>21</w:t>
-            </w:r>
-          </w:p>
-        </w:tc>
-        <w:tc>
-          <w:tcPr>
-            <w:tcW w:w="1984" w:type="dxa"/>
-            <w:tcMar>
-              <w:top w:w="50" w:type="dxa"/>
-              <w:left w:w="50" w:type="dxa"/>
-              <w:bottom w:w="50" w:type="dxa"/>
-              <w:right w:w="50" w:type="dxa"/>
-            </w:tcMar>
-          </w:tcPr>
-          <w:p>
-            <w:pPr>
-              <w:spacing w:after="0" w:line="240" w:lineRule="auto"/>
-            </w:pPr>
-            <w:r>
-              <w:rPr>
-                <w:b/>
-                <w:color w:val="1F4E78"/>
-                <w:sz w:val="14"/>
-              </w:rPr>
-              <w:t>Trial Summary &amp; Department Review Report</w:t>
-            </w:r>
-          </w:p>
-        </w:tc>
-        <w:tc>
-          <w:tcPr>
-            <w:tcW w:w="4536" w:type="dxa"/>
-            <w:tcMar>
-              <w:top w:w="50" w:type="dxa"/>
-              <w:left w:w="50" w:type="dxa"/>
-              <w:bottom w:w="50" w:type="dxa"/>
-              <w:right w:w="50" w:type="dxa"/>
-            </w:tcMar>
-          </w:tcPr>
-          <w:p>
-            <w:pPr>
-              <w:spacing w:after="0" w:line="240" w:lineRule="auto"/>
-            </w:pPr>
-            <w:r>
-              <w:rPr>
-                <w:sz w:val="14"/>
-              </w:rPr>
-              <w:t>User dapat melihat ringkasan seluruh trial dengan filter lengkap, serta progress review tiap departemen.</w:t>
-            </w:r>
-          </w:p>
-        </w:tc>
-        <w:tc>
-          <w:tcPr>
-            <w:tcW w:w="1247" w:type="dxa"/>
-            <w:tcMar>
-              <w:top w:w="50" w:type="dxa"/>
-              <w:left w:w="50" w:type="dxa"/>
-              <w:bottom w:w="50" w:type="dxa"/>
-              <w:right w:w="50" w:type="dxa"/>
-            </w:tcMar>
-          </w:tcPr>
-          <w:p>
-            <w:pPr>
-              <w:spacing w:after="0" w:line="240" w:lineRule="auto"/>
-            </w:pPr>
-            <w:r>
-              <w:rPr>
-                <w:sz w:val="14"/>
-              </w:rPr>
-              <w:t>[ ] OK</w:t>
-            </w:r>
-            <w:r>
-              <w:rPr>
-                <w:sz w:val="14"/>
-              </w:rPr>
-              <w:br/>
-              <w:t>[ ] NOK</w:t>
-            </w:r>
-            <w:r>
-              <w:rPr>
-                <w:sz w:val="14"/>
-              </w:rPr>
-              <w:br/>
-              <w:t>[ ] N/A</w:t>
-            </w:r>
-          </w:p>
-        </w:tc>
-        <w:tc>
-          <w:tcPr>
-            <w:tcW w:w="1814" w:type="dxa"/>
-            <w:tcMar>
-              <w:top w:w="50" w:type="dxa"/>
-              <w:left w:w="50" w:type="dxa"/>
-              <w:bottom w:w="50" w:type="dxa"/>
-              <w:right w:w="50" w:type="dxa"/>
-            </w:tcMar>
-          </w:tcPr>
-          <w:p>
-            <w:pPr>
-              <w:spacing w:after="0" w:line="240" w:lineRule="auto"/>
-            </w:pPr>
-          </w:p>
-        </w:tc>
-      </w:tr>
-      <w:tr>
-        <w:trPr>
-          <w:cantSplit/>
-          <w:jc w:val="center"/>
-        </w:trPr>
-        <w:tc>
-          <w:tcPr>
-            <w:tcW w:w="453" w:type="dxa"/>
-            <w:tcMar>
-              <w:top w:w="50" w:type="dxa"/>
-              <w:left w:w="50" w:type="dxa"/>
-              <w:bottom w:w="50" w:type="dxa"/>
-              <w:right w:w="50" w:type="dxa"/>
-            </w:tcMar>
-          </w:tcPr>
-          <w:p>
-            <w:pPr>
-              <w:spacing w:after="0" w:line="240" w:lineRule="auto"/>
-              <w:jc w:val="center"/>
-            </w:pPr>
-            <w:r>
-              <w:rPr>
-                <w:sz w:val="14"/>
-              </w:rPr>
-              <w:t>22</w:t>
-            </w:r>
-          </w:p>
-        </w:tc>
-        <w:tc>
-          <w:tcPr>
-            <w:tcW w:w="1984" w:type="dxa"/>
-            <w:tcMar>
-              <w:top w:w="50" w:type="dxa"/>
-              <w:left w:w="50" w:type="dxa"/>
-              <w:bottom w:w="50" w:type="dxa"/>
-              <w:right w:w="50" w:type="dxa"/>
-            </w:tcMar>
-          </w:tcPr>
-          <w:p>
-            <w:pPr>
-              <w:spacing w:after="0" w:line="240" w:lineRule="auto"/>
-            </w:pPr>
-            <w:r>
-              <w:rPr>
-                <w:b/>
-                <w:color w:val="1F4E78"/>
-                <w:sz w:val="14"/>
-              </w:rPr>
-              <w:t>Audit Print Log</w:t>
-            </w:r>
-          </w:p>
-        </w:tc>
-        <w:tc>
-          <w:tcPr>
-            <w:tcW w:w="4536" w:type="dxa"/>
-            <w:tcMar>
-              <w:top w:w="50" w:type="dxa"/>
-              <w:left w:w="50" w:type="dxa"/>
-              <w:bottom w:w="50" w:type="dxa"/>
-              <w:right w:w="50" w:type="dxa"/>
-            </w:tcMar>
-          </w:tcPr>
-          <w:p>
-            <w:pPr>
-              <w:spacing w:after="0" w:line="240" w:lineRule="auto"/>
-            </w:pPr>
-            <w:r>
-              <w:rPr>
-                <w:sz w:val="14"/>
-              </w:rPr>
-              <w:t>User hanya dapat melihat riwayat cetak/unduh laporan untuk trial yang sesuai cakupan visibilitasnya (tidak lintas departemen di luar hak akses).</w:t>
-            </w:r>
-          </w:p>
-        </w:tc>
-        <w:tc>
-          <w:tcPr>
-            <w:tcW w:w="1247" w:type="dxa"/>
-            <w:tcMar>
-              <w:top w:w="50" w:type="dxa"/>
-              <w:left w:w="50" w:type="dxa"/>
-              <w:bottom w:w="50" w:type="dxa"/>
-              <w:right w:w="50" w:type="dxa"/>
-            </w:tcMar>
-          </w:tcPr>
-          <w:p>
-            <w:pPr>
-              <w:spacing w:after="0" w:line="240" w:lineRule="auto"/>
-            </w:pPr>
-            <w:r>
-              <w:rPr>
-                <w:sz w:val="14"/>
-              </w:rPr>
-              <w:t>[ ] OK</w:t>
-            </w:r>
-            <w:r>
-              <w:rPr>
-                <w:sz w:val="14"/>
-              </w:rPr>
-              <w:br/>
-              <w:t>[ ] NOK</w:t>
-            </w:r>
-            <w:r>
-              <w:rPr>
-                <w:sz w:val="14"/>
-              </w:rPr>
-              <w:br/>
-              <w:t>[ ] N/A</w:t>
-            </w:r>
-          </w:p>
-        </w:tc>
-        <w:tc>
-          <w:tcPr>
-            <w:tcW w:w="1814" w:type="dxa"/>
-            <w:tcMar>
-              <w:top w:w="50" w:type="dxa"/>
-              <w:left w:w="50" w:type="dxa"/>
-              <w:bottom w:w="50" w:type="dxa"/>
-              <w:right w:w="50" w:type="dxa"/>
-            </w:tcMar>
-          </w:tcPr>
-          <w:p>
-            <w:pPr>
-              <w:spacing w:after="0" w:line="240" w:lineRule="auto"/>
-            </w:pPr>
-          </w:p>
-        </w:tc>
-      </w:tr>
-      <w:tr>
-        <w:trPr>
-          <w:cantSplit/>
-          <w:jc w:val="center"/>
-        </w:trPr>
-        <w:tc>
-          <w:tcPr>
-            <w:tcW w:w="453" w:type="dxa"/>
-            <w:tcMar>
-              <w:top w:w="50" w:type="dxa"/>
-              <w:left w:w="50" w:type="dxa"/>
-              <w:bottom w:w="50" w:type="dxa"/>
-              <w:right w:w="50" w:type="dxa"/>
-            </w:tcMar>
-          </w:tcPr>
-          <w:p>
-            <w:pPr>
-              <w:spacing w:after="0" w:line="240" w:lineRule="auto"/>
-              <w:jc w:val="center"/>
-            </w:pPr>
-            <w:r>
-              <w:rPr>
-                <w:sz w:val="14"/>
-              </w:rPr>
-              <w:t>23</w:t>
-            </w:r>
-          </w:p>
-        </w:tc>
-        <w:tc>
-          <w:tcPr>
-            <w:tcW w:w="1984" w:type="dxa"/>
-            <w:tcMar>
-              <w:top w:w="50" w:type="dxa"/>
-              <w:left w:w="50" w:type="dxa"/>
-              <w:bottom w:w="50" w:type="dxa"/>
-              <w:right w:w="50" w:type="dxa"/>
-            </w:tcMar>
-          </w:tcPr>
-          <w:p>
-            <w:pPr>
-              <w:spacing w:after="0" w:line="240" w:lineRule="auto"/>
-            </w:pPr>
-            <w:r>
-              <w:rPr>
-                <w:b/>
-                <w:color w:val="1F4E78"/>
-                <w:sz w:val="14"/>
-              </w:rPr>
-              <w:t>Report Summary per Trial &amp; Export</w:t>
-            </w:r>
-          </w:p>
-        </w:tc>
-        <w:tc>
-          <w:tcPr>
-            <w:tcW w:w="4536" w:type="dxa"/>
-            <w:tcMar>
-              <w:top w:w="50" w:type="dxa"/>
-              <w:left w:w="50" w:type="dxa"/>
-              <w:bottom w:w="50" w:type="dxa"/>
-              <w:right w:w="50" w:type="dxa"/>
-            </w:tcMar>
-          </w:tcPr>
-          <w:p>
-            <w:pPr>
-              <w:spacing w:after="0" w:line="240" w:lineRule="auto"/>
-            </w:pPr>
-            <w:r>
-              <w:rPr>
-                <w:sz w:val="14"/>
-              </w:rPr>
-              <w:t>Setiap trial memiliki halaman Report Summary lengkap (header, parameter validasi, hasil timbang, lampiran foto, hasil review, keputusan approval) yang dapat diunduh dalam format Excel dan PDF.</w:t>
-            </w:r>
-          </w:p>
-        </w:tc>
-        <w:tc>
-          <w:tcPr>
-            <w:tcW w:w="1247" w:type="dxa"/>
-            <w:tcMar>
-              <w:top w:w="50" w:type="dxa"/>
-              <w:left w:w="50" w:type="dxa"/>
-              <w:bottom w:w="50" w:type="dxa"/>
-              <w:right w:w="50" w:type="dxa"/>
-            </w:tcMar>
-          </w:tcPr>
-          <w:p>
-            <w:pPr>
-              <w:spacing w:after="0" w:line="240" w:lineRule="auto"/>
-            </w:pPr>
-            <w:r>
-              <w:rPr>
-                <w:sz w:val="14"/>
-              </w:rPr>
-              <w:t>[ ] OK</w:t>
-            </w:r>
-            <w:r>
-              <w:rPr>
-                <w:sz w:val="14"/>
-              </w:rPr>
-              <w:br/>
-              <w:t>[ ] NOK</w:t>
-            </w:r>
-            <w:r>
-              <w:rPr>
-                <w:sz w:val="14"/>
-              </w:rPr>
-              <w:br/>
-              <w:t>[ ] N/A</w:t>
-            </w:r>
-          </w:p>
-        </w:tc>
-        <w:tc>
-          <w:tcPr>
-            <w:tcW w:w="1814" w:type="dxa"/>
-            <w:tcMar>
-              <w:top w:w="50" w:type="dxa"/>
-              <w:left w:w="50" w:type="dxa"/>
-              <w:bottom w:w="50" w:type="dxa"/>
-              <w:right w:w="50" w:type="dxa"/>
-            </w:tcMar>
-          </w:tcPr>
-          <w:p>
-            <w:pPr>
-              <w:spacing w:after="0" w:line="240" w:lineRule="auto"/>
-            </w:pPr>
-          </w:p>
-        </w:tc>
-      </w:tr>
-      <w:tr>
-        <w:trPr>
-          <w:cantSplit/>
-          <w:jc w:val="center"/>
-        </w:trPr>
-        <w:tc>
-          <w:tcPr>
-            <w:tcW w:w="453" w:type="dxa"/>
-            <w:tcMar>
-              <w:top w:w="50" w:type="dxa"/>
-              <w:left w:w="50" w:type="dxa"/>
-              <w:bottom w:w="50" w:type="dxa"/>
-              <w:right w:w="50" w:type="dxa"/>
-            </w:tcMar>
-          </w:tcPr>
-          <w:p>
-            <w:pPr>
-              <w:spacing w:after="0" w:line="240" w:lineRule="auto"/>
-              <w:jc w:val="center"/>
-            </w:pPr>
-            <w:r>
-              <w:rPr>
-                <w:sz w:val="14"/>
-              </w:rPr>
-              <w:t>24</w:t>
-            </w:r>
-          </w:p>
-        </w:tc>
-        <w:tc>
-          <w:tcPr>
-            <w:tcW w:w="1984" w:type="dxa"/>
-            <w:tcMar>
-              <w:top w:w="50" w:type="dxa"/>
-              <w:left w:w="50" w:type="dxa"/>
-              <w:bottom w:w="50" w:type="dxa"/>
-              <w:right w:w="50" w:type="dxa"/>
-            </w:tcMar>
-          </w:tcPr>
-          <w:p>
-            <w:pPr>
-              <w:spacing w:after="0" w:line="240" w:lineRule="auto"/>
-            </w:pPr>
-            <w:r>
-              <w:rPr>
-                <w:b/>
-                <w:color w:val="1F4E78"/>
-                <w:sz w:val="14"/>
-              </w:rPr>
-              <w:t>Integritas Data Lintas Modul</w:t>
-            </w:r>
-          </w:p>
-        </w:tc>
-        <w:tc>
-          <w:tcPr>
-            <w:tcW w:w="4536" w:type="dxa"/>
-            <w:tcMar>
-              <w:top w:w="50" w:type="dxa"/>
-              <w:left w:w="50" w:type="dxa"/>
-              <w:bottom w:w="50" w:type="dxa"/>
-              <w:right w:w="50" w:type="dxa"/>
-            </w:tcMar>
-          </w:tcPr>
-          <w:p>
-            <w:pPr>
-              <w:spacing w:after="0" w:line="240" w:lineRule="auto"/>
-            </w:pPr>
-            <w:r>
-              <w:rPr>
-                <w:sz w:val="14"/>
-              </w:rPr>
-              <w:t>Perubahan Product Type/parameter/hasil timbang pada trial yang masih Draft tidak menyisakan data hasil validasi yang tidak relevan pada laporan/PDF/Excel trial tersebut.</w:t>
-            </w:r>
-          </w:p>
-        </w:tc>
-        <w:tc>
-          <w:tcPr>
-            <w:tcW w:w="1247" w:type="dxa"/>
-            <w:tcMar>
-              <w:top w:w="50" w:type="dxa"/>
-              <w:left w:w="50" w:type="dxa"/>
-              <w:bottom w:w="50" w:type="dxa"/>
-              <w:right w:w="50" w:type="dxa"/>
-            </w:tcMar>
-          </w:tcPr>
-          <w:p>
-            <w:pPr>
-              <w:spacing w:after="0" w:line="240" w:lineRule="auto"/>
-            </w:pPr>
-            <w:r>
-              <w:rPr>
-                <w:sz w:val="14"/>
-              </w:rPr>
-              <w:t>[ ] OK</w:t>
-            </w:r>
-            <w:r>
-              <w:rPr>
-                <w:sz w:val="14"/>
-              </w:rPr>
-              <w:br/>
-              <w:t>[ ] NOK</w:t>
-            </w:r>
-            <w:r>
-              <w:rPr>
-                <w:sz w:val="14"/>
-              </w:rPr>
-              <w:br/>
-              <w:t>[ ] N/A</w:t>
-            </w:r>
-          </w:p>
-        </w:tc>
-        <w:tc>
-          <w:tcPr>
-            <w:tcW w:w="1814" w:type="dxa"/>
-            <w:tcMar>
-              <w:top w:w="50" w:type="dxa"/>
-              <w:left w:w="50" w:type="dxa"/>
-              <w:bottom w:w="50" w:type="dxa"/>
-              <w:right w:w="50" w:type="dxa"/>
-            </w:tcMar>
-          </w:tcPr>
-          <w:p>
-            <w:pPr>
-              <w:spacing w:after="0" w:line="240" w:lineRule="auto"/>
-            </w:pPr>
-          </w:p>
-        </w:tc>
-      </w:tr>
-      <w:tr>
-        <w:trPr>
-          <w:cantSplit/>
-          <w:jc w:val="center"/>
-        </w:trPr>
-        <w:tc>
-          <w:tcPr>
-            <w:tcW w:w="453" w:type="dxa"/>
-            <w:tcMar>
-              <w:top w:w="50" w:type="dxa"/>
-              <w:left w:w="50" w:type="dxa"/>
-              <w:bottom w:w="50" w:type="dxa"/>
-              <w:right w:w="50" w:type="dxa"/>
-            </w:tcMar>
-          </w:tcPr>
-          <w:p>
-            <w:pPr>
-              <w:spacing w:after="0" w:line="240" w:lineRule="auto"/>
-              <w:jc w:val="center"/>
-            </w:pPr>
-            <w:r>
-              <w:rPr>
-                <w:sz w:val="14"/>
-              </w:rPr>
-              <w:t>25</w:t>
-            </w:r>
-          </w:p>
-        </w:tc>
-        <w:tc>
-          <w:tcPr>
-            <w:tcW w:w="1984" w:type="dxa"/>
-            <w:tcMar>
-              <w:top w:w="50" w:type="dxa"/>
-              <w:left w:w="50" w:type="dxa"/>
-              <w:bottom w:w="50" w:type="dxa"/>
-              <w:right w:w="50" w:type="dxa"/>
-            </w:tcMar>
-          </w:tcPr>
-          <w:p>
-            <w:pPr>
-              <w:spacing w:after="0" w:line="240" w:lineRule="auto"/>
-            </w:pPr>
-            <w:r>
-              <w:rPr>
-                <w:b/>
-                <w:color w:val="1F4E78"/>
-                <w:sz w:val="14"/>
-              </w:rPr>
-              <w:t>Line Configuration Report - Isi &amp; Simpan</w:t>
-            </w:r>
-          </w:p>
-        </w:tc>
-        <w:tc>
-          <w:tcPr>
-            <w:tcW w:w="4536" w:type="dxa"/>
-            <w:tcMar>
-              <w:top w:w="50" w:type="dxa"/>
-              <w:left w:w="50" w:type="dxa"/>
-              <w:bottom w:w="50" w:type="dxa"/>
-              <w:right w:w="50" w:type="dxa"/>
-            </w:tcMar>
-          </w:tcPr>
-          <w:p>
-            <w:pPr>
-              <w:spacing w:after="0" w:line="240" w:lineRule="auto"/>
-            </w:pPr>
-            <w:r>
-              <w:rPr>
-                <w:sz w:val="14"/>
-              </w:rPr>
-              <w:t>Staff/PIC trial dapat mengisi dan menyimpan Line Configuration Report (data produksi/production standard) pada trial selama laporan masih berstatus belum dikunci (belum disubmit ke alur sign-off).</w:t>
-            </w:r>
-          </w:p>
-        </w:tc>
-        <w:tc>
-          <w:tcPr>
-            <w:tcW w:w="1247" w:type="dxa"/>
-            <w:tcMar>
-              <w:top w:w="50" w:type="dxa"/>
-              <w:left w:w="50" w:type="dxa"/>
-              <w:bottom w:w="50" w:type="dxa"/>
-              <w:right w:w="50" w:type="dxa"/>
-            </w:tcMar>
-          </w:tcPr>
-          <w:p>
-            <w:pPr>
-              <w:spacing w:after="0" w:line="240" w:lineRule="auto"/>
-            </w:pPr>
-            <w:r>
-              <w:rPr>
-                <w:sz w:val="14"/>
-              </w:rPr>
-              <w:t>[ ] OK</w:t>
-            </w:r>
-            <w:r>
-              <w:rPr>
-                <w:sz w:val="14"/>
-              </w:rPr>
-              <w:br/>
-              <w:t>[ ] NOK</w:t>
-            </w:r>
-            <w:r>
-              <w:rPr>
-                <w:sz w:val="14"/>
-              </w:rPr>
-              <w:br/>
-              <w:t>[ ] N/A</w:t>
-            </w:r>
-          </w:p>
-        </w:tc>
-        <w:tc>
-          <w:tcPr>
-            <w:tcW w:w="1814" w:type="dxa"/>
-            <w:tcMar>
-              <w:top w:w="50" w:type="dxa"/>
-              <w:left w:w="50" w:type="dxa"/>
-              <w:bottom w:w="50" w:type="dxa"/>
-              <w:right w:w="50" w:type="dxa"/>
-            </w:tcMar>
-          </w:tcPr>
-          <w:p>
-            <w:pPr>
-              <w:spacing w:after="0" w:line="240" w:lineRule="auto"/>
-            </w:pPr>
-          </w:p>
-        </w:tc>
-      </w:tr>
-      <w:tr>
-        <w:trPr>
-          <w:cantSplit/>
-          <w:jc w:val="center"/>
-        </w:trPr>
-        <w:tc>
-          <w:tcPr>
-            <w:tcW w:w="453" w:type="dxa"/>
-            <w:tcMar>
-              <w:top w:w="50" w:type="dxa"/>
-              <w:left w:w="50" w:type="dxa"/>
-              <w:bottom w:w="50" w:type="dxa"/>
-              <w:right w:w="50" w:type="dxa"/>
-            </w:tcMar>
-          </w:tcPr>
-          <w:p>
-            <w:pPr>
-              <w:spacing w:after="0" w:line="240" w:lineRule="auto"/>
-              <w:jc w:val="center"/>
-            </w:pPr>
-            <w:r>
-              <w:rPr>
-                <w:sz w:val="14"/>
-              </w:rPr>
-              <w:t>26</w:t>
-            </w:r>
-          </w:p>
-        </w:tc>
-        <w:tc>
-          <w:tcPr>
-            <w:tcW w:w="1984" w:type="dxa"/>
-            <w:tcMar>
-              <w:top w:w="50" w:type="dxa"/>
-              <w:left w:w="50" w:type="dxa"/>
-              <w:bottom w:w="50" w:type="dxa"/>
-              <w:right w:w="50" w:type="dxa"/>
-            </w:tcMar>
-          </w:tcPr>
-          <w:p>
-            <w:pPr>
-              <w:spacing w:after="0" w:line="240" w:lineRule="auto"/>
-            </w:pPr>
-            <w:r>
-              <w:rPr>
-                <w:b/>
-                <w:color w:val="1F4E78"/>
-                <w:sz w:val="14"/>
-              </w:rPr>
-              <w:t>Line Configuration Report - Sign-Off (PIE &amp; PROD)</w:t>
-            </w:r>
-          </w:p>
-        </w:tc>
-        <w:tc>
-          <w:tcPr>
-            <w:tcW w:w="4536" w:type="dxa"/>
-            <w:tcMar>
-              <w:top w:w="50" w:type="dxa"/>
-              <w:left w:w="50" w:type="dxa"/>
-              <w:bottom w:w="50" w:type="dxa"/>
-              <w:right w:w="50" w:type="dxa"/>
-            </w:tcMar>
-          </w:tcPr>
-          <w:p>
-            <w:pPr>
-              <w:spacing w:after="0" w:line="240" w:lineRule="auto"/>
-            </w:pPr>
-            <w:r>
-              <w:rPr>
-                <w:sz w:val="14"/>
-              </w:rPr>
-              <w:t>User yang berwenang dapat melakukan sign-off "Approved (PIE)" dan "Checked (PROD)"; laporan yang sudah disetujui salah satu tahap tidak dapat diedit ulang (terkunci/locked).</w:t>
-            </w:r>
-          </w:p>
-        </w:tc>
-        <w:tc>
-          <w:tcPr>
-            <w:tcW w:w="1247" w:type="dxa"/>
-            <w:tcMar>
-              <w:top w:w="50" w:type="dxa"/>
-              <w:left w:w="50" w:type="dxa"/>
-              <w:bottom w:w="50" w:type="dxa"/>
-              <w:right w:w="50" w:type="dxa"/>
-            </w:tcMar>
-          </w:tcPr>
-          <w:p>
-            <w:pPr>
-              <w:spacing w:after="0" w:line="240" w:lineRule="auto"/>
-            </w:pPr>
-            <w:r>
-              <w:rPr>
-                <w:sz w:val="14"/>
-              </w:rPr>
-              <w:t>[ ] OK</w:t>
-            </w:r>
-            <w:r>
-              <w:rPr>
-                <w:sz w:val="14"/>
-              </w:rPr>
-              <w:br/>
-              <w:t>[ ] NOK</w:t>
-            </w:r>
-            <w:r>
-              <w:rPr>
-                <w:sz w:val="14"/>
-              </w:rPr>
-              <w:br/>
-              <w:t>[ ] N/A</w:t>
-            </w:r>
-          </w:p>
-        </w:tc>
-        <w:tc>
-          <w:tcPr>
-            <w:tcW w:w="1814" w:type="dxa"/>
-            <w:tcMar>
-              <w:top w:w="50" w:type="dxa"/>
-              <w:left w:w="50" w:type="dxa"/>
-              <w:bottom w:w="50" w:type="dxa"/>
-              <w:right w:w="50" w:type="dxa"/>
-            </w:tcMar>
-          </w:tcPr>
-          <w:p>
-            <w:pPr>
-              <w:spacing w:after="0" w:line="240" w:lineRule="auto"/>
-            </w:pPr>
-          </w:p>
-        </w:tc>
-      </w:tr>
-      <w:tr>
-        <w:trPr>
-          <w:cantSplit/>
-          <w:jc w:val="center"/>
-        </w:trPr>
-        <w:tc>
-          <w:tcPr>
-            <w:tcW w:w="453" w:type="dxa"/>
-            <w:tcMar>
-              <w:top w:w="50" w:type="dxa"/>
-              <w:left w:w="50" w:type="dxa"/>
-              <w:bottom w:w="50" w:type="dxa"/>
-              <w:right w:w="50" w:type="dxa"/>
-            </w:tcMar>
-          </w:tcPr>
-          <w:p>
-            <w:pPr>
-              <w:spacing w:after="0" w:line="240" w:lineRule="auto"/>
-              <w:jc w:val="center"/>
-            </w:pPr>
-            <w:r>
-              <w:rPr>
-                <w:sz w:val="14"/>
-              </w:rPr>
-              <w:t>27</w:t>
-            </w:r>
-          </w:p>
-        </w:tc>
-        <w:tc>
-          <w:tcPr>
-            <w:tcW w:w="1984" w:type="dxa"/>
-            <w:tcMar>
-              <w:top w:w="50" w:type="dxa"/>
-              <w:left w:w="50" w:type="dxa"/>
-              <w:bottom w:w="50" w:type="dxa"/>
-              <w:right w:w="50" w:type="dxa"/>
-            </w:tcMar>
-          </w:tcPr>
-          <w:p>
-            <w:pPr>
-              <w:spacing w:after="0" w:line="240" w:lineRule="auto"/>
-            </w:pPr>
-            <w:r>
-              <w:rPr>
-                <w:b/>
-                <w:color w:val="1F4E78"/>
-                <w:sz w:val="14"/>
-              </w:rPr>
-              <w:t>Line Configuration Report - Return &amp; Riwayat Versi PDF</w:t>
-            </w:r>
-          </w:p>
-        </w:tc>
-        <w:tc>
-          <w:tcPr>
-            <w:tcW w:w="4536" w:type="dxa"/>
-            <w:tcMar>
-              <w:top w:w="50" w:type="dxa"/>
-              <w:left w:w="50" w:type="dxa"/>
-              <w:bottom w:w="50" w:type="dxa"/>
-              <w:right w:w="50" w:type="dxa"/>
-            </w:tcMar>
-          </w:tcPr>
-          <w:p>
-            <w:pPr>
-              <w:spacing w:after="0" w:line="240" w:lineRule="auto"/>
-            </w:pPr>
-            <w:r>
-              <w:rPr>
-                <w:sz w:val="14"/>
-              </w:rPr>
-              <w:t>Setiap tahap sign-off dapat mengembalikan (return) laporan ke drafter untuk direvisi; setiap versi yang sudah dikunci tersimpan sebagai riwayat dan dapat diunduh kembali sebagai PDF.</w:t>
-            </w:r>
-          </w:p>
-        </w:tc>
-        <w:tc>
-          <w:tcPr>
-            <w:tcW w:w="1247" w:type="dxa"/>
-            <w:tcMar>
-              <w:top w:w="50" w:type="dxa"/>
-              <w:left w:w="50" w:type="dxa"/>
-              <w:bottom w:w="50" w:type="dxa"/>
-              <w:right w:w="50" w:type="dxa"/>
-            </w:tcMar>
-          </w:tcPr>
-          <w:p>
-            <w:pPr>
-              <w:spacing w:after="0" w:line="240" w:lineRule="auto"/>
-            </w:pPr>
-            <w:r>
-              <w:rPr>
-                <w:sz w:val="14"/>
-              </w:rPr>
-              <w:t>[ ] OK</w:t>
-            </w:r>
-            <w:r>
-              <w:rPr>
-                <w:sz w:val="14"/>
-              </w:rPr>
-              <w:br/>
-              <w:t>[ ] NOK</w:t>
-            </w:r>
-            <w:r>
-              <w:rPr>
-                <w:sz w:val="14"/>
-              </w:rPr>
-              <w:br/>
-              <w:t>[ ] N/A</w:t>
-            </w:r>
-          </w:p>
-        </w:tc>
-        <w:tc>
-          <w:tcPr>
-            <w:tcW w:w="1814" w:type="dxa"/>
-            <w:tcMar>
-              <w:top w:w="50" w:type="dxa"/>
-              <w:left w:w="50" w:type="dxa"/>
-              <w:bottom w:w="50" w:type="dxa"/>
-              <w:right w:w="50" w:type="dxa"/>
-            </w:tcMar>
-          </w:tcPr>
-          <w:p>
-            <w:pPr>
-              <w:spacing w:after="0" w:line="240" w:lineRule="auto"/>
-            </w:pPr>
-          </w:p>
-        </w:tc>
-      </w:tr>
-      <w:tr>
-        <w:trPr>
-          <w:cantSplit/>
-          <w:jc w:val="center"/>
-        </w:trPr>
-        <w:tc>
-          <w:tcPr>
-            <w:tcW w:w="453" w:type="dxa"/>
-            <w:tcMar>
-              <w:top w:w="50" w:type="dxa"/>
-              <w:left w:w="50" w:type="dxa"/>
-              <w:bottom w:w="50" w:type="dxa"/>
-              <w:right w:w="50" w:type="dxa"/>
-            </w:tcMar>
-          </w:tcPr>
-          <w:p>
-            <w:pPr>
-              <w:spacing w:after="0" w:line="240" w:lineRule="auto"/>
-              <w:jc w:val="center"/>
-            </w:pPr>
-            <w:r>
-              <w:rPr>
-                <w:sz w:val="14"/>
-              </w:rPr>
-              <w:lastRenderedPageBreak/>
-              <w:t>28</w:t>
-            </w:r>
-          </w:p>
-        </w:tc>
-        <w:tc>
-          <w:tcPr>
-            <w:tcW w:w="1984" w:type="dxa"/>
-            <w:tcMar>
-              <w:top w:w="50" w:type="dxa"/>
-              <w:left w:w="50" w:type="dxa"/>
-              <w:bottom w:w="50" w:type="dxa"/>
-              <w:right w:w="50" w:type="dxa"/>
-            </w:tcMar>
-          </w:tcPr>
-          <w:p>
-            <w:pPr>
-              <w:spacing w:after="0" w:line="240" w:lineRule="auto"/>
-            </w:pPr>
-            <w:r>
-              <w:rPr>
-                <w:b/>
-                <w:color w:val="1F4E78"/>
-                <w:sz w:val="14"/>
-              </w:rPr>
-              <w:t>Lane Configuration (Super Admin)</w:t>
-            </w:r>
-          </w:p>
-        </w:tc>
-        <w:tc>
-          <w:tcPr>
-            <w:tcW w:w="4536" w:type="dxa"/>
-            <w:tcMar>
-              <w:top w:w="50" w:type="dxa"/>
-              <w:left w:w="50" w:type="dxa"/>
-              <w:bottom w:w="50" w:type="dxa"/>
-              <w:right w:w="50" w:type="dxa"/>
-            </w:tcMar>
-          </w:tcPr>
-          <w:p>
-            <w:pPr>
-              <w:spacing w:after="0" w:line="240" w:lineRule="auto"/>
-            </w:pPr>
-            <w:r>
-              <w:rPr>
-                <w:sz w:val="14"/>
-              </w:rPr>
-              <w:t>Super Admin dapat mengatur tim/departemen yang bertugas pada setiap tahap sign-off Line Configuration Report (Approved PIE / Checked PROD) melalui menu Lane Configuration.</w:t>
-            </w:r>
-          </w:p>
-        </w:tc>
-        <w:tc>
-          <w:tcPr>
-            <w:tcW w:w="1247" w:type="dxa"/>
-            <w:tcMar>
-              <w:top w:w="50" w:type="dxa"/>
-              <w:left w:w="50" w:type="dxa"/>
-              <w:bottom w:w="50" w:type="dxa"/>
-              <w:right w:w="50" w:type="dxa"/>
-            </w:tcMar>
-          </w:tcPr>
-          <w:p>
-            <w:pPr>
-              <w:spacing w:after="0" w:line="240" w:lineRule="auto"/>
-            </w:pPr>
-            <w:r>
-              <w:rPr>
-                <w:sz w:val="14"/>
-              </w:rPr>
-              <w:t>[ ] OK</w:t>
-            </w:r>
-            <w:r>
-              <w:rPr>
-                <w:sz w:val="14"/>
-              </w:rPr>
-              <w:br/>
-              <w:t>[ ] NOK</w:t>
-            </w:r>
-            <w:r>
-              <w:rPr>
-                <w:sz w:val="14"/>
-              </w:rPr>
-              <w:br/>
-              <w:t>[ ] N/A</w:t>
-            </w:r>
-          </w:p>
-        </w:tc>
-        <w:tc>
-          <w:tcPr>
-            <w:tcW w:w="1814" w:type="dxa"/>
-            <w:tcMar>
-              <w:top w:w="50" w:type="dxa"/>
-              <w:left w:w="50" w:type="dxa"/>
-              <w:bottom w:w="50" w:type="dxa"/>
-              <w:right w:w="50" w:type="dxa"/>
-            </w:tcMar>
-          </w:tcPr>
-          <w:p>
-            <w:pPr>
-              <w:spacing w:after="0" w:line="240" w:lineRule="auto"/>
-            </w:pPr>
+              <w:t>330/330 test lulus di ipc_system_testing (7 Oktober 2026); npm run build sukses.</w:t>
+            </w:r>
           </w:p>
         </w:tc>
       </w:tr>
@@ -5060,7 +3400,7 @@
         <w:pStyle w:val="SmallNote"/>
       </w:pPr>
       <w:r>
-        <w:t>Catatan: Apabila terdapat catatan minor yang tidak menghambat proses operasional utama, sistem tetap dapat dilanjutkan ke tahap live dengan monitoring dan support dari IT selama masa hypercare.</w:t>
+        <w:t>Catatan: Rekomendasi Laporan Hasil UAT tanggal 7 Oktober 2026 adalah Diterima dengan Catatan. Item bertanda "Wajib sebelum go-live" pada Bagian 5 harus diselesaikan sebelum aplikasi digunakan secara live; catatan lain yang tidak menghambat operasional utama dapat ditindaklanjuti dengan monitoring dan support dari IT selama masa hypercare.</w:t>
       </w:r>
     </w:p>
     <w:p>
@@ -5316,7 +3656,7 @@
               <w:rPr>
                 <w:sz w:val="15"/>
               </w:rPr>
-              <w:t>H6 (SIT) - Create Product/Master rentan duplikat pada request bersamaan (race condition) karena unique constraint database belum diterapkan pada shared DB produksi - sengaja ditunda, bukan blocker go-live.</w:t>
+              <w:t>USR-05 / SIT H5 - Admin dapat menurunkan role akunnya sendiri menjadi Staff lewat dialog Edit User dan langsung kehilangan akses admin; bila hanya ada satu Admin, pemulihan harus lewat database. Perbaikan: larang ubah role diri sendiri dan larang menurunkan Admin aktif terakhir; pastikan ada lebih dari satu Admin aktif.</w:t>
             </w:r>
           </w:p>
         </w:tc>
@@ -5339,21 +3679,7 @@
               <w:rPr>
                 <w:sz w:val="15"/>
               </w:rPr>
-              <w:t>[ ] High</w:t>
-            </w:r>
-            <w:r>
-              <w:rPr>
-                <w:sz w:val="15"/>
-              </w:rPr>
-              <w:br/>
-              <w:t>[x] Medium</w:t>
-            </w:r>
-            <w:r>
-              <w:rPr>
-                <w:sz w:val="15"/>
-              </w:rPr>
-              <w:br/>
-              <w:t>[ ] Low</w:t>
+              <w:t>[x] High / [ ] Medium / [ ] Low</w:t>
             </w:r>
           </w:p>
         </w:tc>
@@ -5397,7 +3723,7 @@
               <w:rPr>
                 <w:sz w:val="15"/>
               </w:rPr>
-              <w:t>Dijadwalkan terpisah pasca go-live (migration terhadap shared DB produksi)</w:t>
+              <w:t>Sebelum go-live</w:t>
             </w:r>
           </w:p>
         </w:tc>
@@ -5419,7 +3745,7 @@
               <w:rPr>
                 <w:sz w:val="15"/>
               </w:rPr>
-              <w:t>Open - Diketahui, Tidak Memblokir Go-Live</w:t>
+              <w:t>Open - Wajib sebelum go-live</w:t>
             </w:r>
           </w:p>
         </w:tc>
@@ -5467,7 +3793,7 @@
               <w:rPr>
                 <w:sz w:val="15"/>
               </w:rPr>
-              <w:t>Temuan Medium lain dari SIT (race condition penyelesaian review M1, validasi role user M8, dan 6 temuan Medium lainnya - lihat SIT Test Report Bagian 5.2).</w:t>
+              <w:t>Observasi O-1 - Batch lama 26W003 CJB dan AJB sudah Approved di kedua bagian wajib tetapi tertahan di tahap Approval dan tidak muncul di Approval Queue (di-approve sebelum aturan baru 5 Oktober 2026). Perlu perapian data sekali jalan agar maju ke tahap Print.</w:t>
             </w:r>
           </w:p>
         </w:tc>
@@ -5490,21 +3816,7 @@
               <w:rPr>
                 <w:sz w:val="15"/>
               </w:rPr>
-              <w:t>[ ] High</w:t>
-            </w:r>
-            <w:r>
-              <w:rPr>
-                <w:sz w:val="15"/>
-              </w:rPr>
-              <w:br/>
-              <w:t>[x] Medium</w:t>
-            </w:r>
-            <w:r>
-              <w:rPr>
-                <w:sz w:val="15"/>
-              </w:rPr>
-              <w:br/>
-              <w:t>[ ] Low</w:t>
+              <w:t>[ ] High / [x] Medium / [ ] Low</w:t>
             </w:r>
           </w:p>
         </w:tc>
@@ -5548,7 +3860,7 @@
               <w:rPr>
                 <w:sz w:val="15"/>
               </w:rPr>
-              <w:t>Backlog perbaikan pasca go-live</w:t>
+              <w:t>Sebelum go-live</w:t>
             </w:r>
           </w:p>
         </w:tc>
@@ -5570,7 +3882,7 @@
               <w:rPr>
                 <w:sz w:val="15"/>
               </w:rPr>
-              <w:t>Open - Tidak Memblokir Go-Live</w:t>
+              <w:t>Open - Wajib sebelum go-live</w:t>
             </w:r>
           </w:p>
         </w:tc>
@@ -5618,7 +3930,7 @@
               <w:rPr>
                 <w:sz w:val="15"/>
               </w:rPr>
-              <w:t>7 temuan Low/observasi dan catatan technical debt (duplikasi kode) dari SIT (lihat SIT Test Report Bagian 5.3-5.4).</w:t>
+              <w:t>OCR-01 - Pembacaan OCR belum teruji karena Vision Service hanya dapat diakses dari jaringan pabrik. Uji ulang dari perangkat di jaringan pabrik dengan foto produk nyata.</w:t>
             </w:r>
           </w:p>
         </w:tc>
@@ -5641,21 +3953,7 @@
               <w:rPr>
                 <w:sz w:val="15"/>
               </w:rPr>
-              <w:t>[ ] High</w:t>
-            </w:r>
-            <w:r>
-              <w:rPr>
-                <w:sz w:val="15"/>
-              </w:rPr>
-              <w:br/>
-              <w:t>[ ] Medium</w:t>
-            </w:r>
-            <w:r>
-              <w:rPr>
-                <w:sz w:val="15"/>
-              </w:rPr>
-              <w:br/>
-              <w:t>[x] Low</w:t>
+              <w:t>[ ] High / [x] Medium / [ ] Low</w:t>
             </w:r>
           </w:p>
         </w:tc>
@@ -5677,7 +3975,7 @@
               <w:rPr>
                 <w:sz w:val="15"/>
               </w:rPr>
-              <w:t>IT Development</w:t>
+              <w:t>IT Development + QC</w:t>
             </w:r>
           </w:p>
         </w:tc>
@@ -5699,7 +3997,7 @@
               <w:rPr>
                 <w:sz w:val="15"/>
               </w:rPr>
-              <w:t>Siklus refactoring berikutnya</w:t>
+              <w:t>Sebelum fitur OCR dipakai</w:t>
             </w:r>
           </w:p>
         </w:tc>
@@ -5721,7 +4019,555 @@
               <w:rPr>
                 <w:sz w:val="15"/>
               </w:rPr>
-              <w:t>Open - Tidak Memblokir Go-Live</w:t>
+              <w:t>Open - Fitur OCR belum dipakai sampai lulus uji ulang</w:t>
+            </w:r>
+          </w:p>
+        </w:tc>
+      </w:tr>
+      <w:tr>
+        <w:trPr>
+          <w:cantSplit/>
+          <w:jc w:val="center"/>
+        </w:trPr>
+        <w:tc>
+          <w:tcPr>
+            <w:tcW w:w="453" w:type="dxa"/>
+            <w:tcMar>
+              <w:top w:w="70" w:type="dxa"/>
+              <w:left w:w="55" w:type="dxa"/>
+              <w:bottom w:w="90" w:type="dxa"/>
+              <w:right w:w="55" w:type="dxa"/>
+            </w:tcMar>
+          </w:tcPr>
+          <w:p>
+            <w:pPr>
+              <w:spacing w:after="0" w:line="240" w:lineRule="auto"/>
+              <w:jc w:val="center"/>
+            </w:pPr>
+            <w:r>
+              <w:t>4</w:t>
+            </w:r>
+          </w:p>
+        </w:tc>
+        <w:tc>
+          <w:tcPr>
+            <w:tcW w:w="3572" w:type="dxa"/>
+            <w:tcMar>
+              <w:top w:w="70" w:type="dxa"/>
+              <w:left w:w="55" w:type="dxa"/>
+              <w:bottom w:w="90" w:type="dxa"/>
+              <w:right w:w="55" w:type="dxa"/>
+            </w:tcMar>
+          </w:tcPr>
+          <w:p>
+            <w:pPr>
+              <w:spacing w:after="0" w:line="240" w:lineRule="auto"/>
+            </w:pPr>
+            <w:r>
+              <w:rPr>
+                <w:sz w:val="15"/>
+              </w:rPr>
+              <w:t>RBAC-04 / SIT M9 - Approver masih dapat membuka form Batch Baru; penyimpanan tetap ditolak sehingga tidak ada data yang bisa dibuat.</w:t>
+            </w:r>
+          </w:p>
+        </w:tc>
+        <w:tc>
+          <w:tcPr>
+            <w:tcW w:w="1134" w:type="dxa"/>
+            <w:tcMar>
+              <w:top w:w="70" w:type="dxa"/>
+              <w:left w:w="55" w:type="dxa"/>
+              <w:bottom w:w="90" w:type="dxa"/>
+              <w:right w:w="55" w:type="dxa"/>
+            </w:tcMar>
+          </w:tcPr>
+          <w:p>
+            <w:pPr>
+              <w:spacing w:after="0" w:line="240" w:lineRule="auto"/>
+              <w:jc w:val="center"/>
+            </w:pPr>
+            <w:r>
+              <w:rPr>
+                <w:sz w:val="15"/>
+              </w:rPr>
+              <w:t>[ ] High / [x] Medium / [ ] Low</w:t>
+            </w:r>
+          </w:p>
+        </w:tc>
+        <w:tc>
+          <w:tcPr>
+            <w:tcW w:w="1247" w:type="dxa"/>
+            <w:tcMar>
+              <w:top w:w="70" w:type="dxa"/>
+              <w:left w:w="55" w:type="dxa"/>
+              <w:bottom w:w="90" w:type="dxa"/>
+              <w:right w:w="55" w:type="dxa"/>
+            </w:tcMar>
+          </w:tcPr>
+          <w:p>
+            <w:pPr>
+              <w:spacing w:after="0" w:line="240" w:lineRule="auto"/>
+            </w:pPr>
+            <w:r>
+              <w:rPr>
+                <w:sz w:val="15"/>
+              </w:rPr>
+              <w:t>IT Development</w:t>
+            </w:r>
+          </w:p>
+        </w:tc>
+        <w:tc>
+          <w:tcPr>
+            <w:tcW w:w="1474" w:type="dxa"/>
+            <w:tcMar>
+              <w:top w:w="70" w:type="dxa"/>
+              <w:left w:w="55" w:type="dxa"/>
+              <w:bottom w:w="90" w:type="dxa"/>
+              <w:right w:w="55" w:type="dxa"/>
+            </w:tcMar>
+          </w:tcPr>
+          <w:p>
+            <w:pPr>
+              <w:spacing w:after="0" w:line="240" w:lineRule="auto"/>
+            </w:pPr>
+            <w:r>
+              <w:rPr>
+                <w:sz w:val="15"/>
+              </w:rPr>
+              <w:t>Pasca go-live</w:t>
+            </w:r>
+          </w:p>
+        </w:tc>
+        <w:tc>
+          <w:tcPr>
+            <w:tcW w:w="1247" w:type="dxa"/>
+            <w:tcMar>
+              <w:top w:w="70" w:type="dxa"/>
+              <w:left w:w="55" w:type="dxa"/>
+              <w:bottom w:w="90" w:type="dxa"/>
+              <w:right w:w="55" w:type="dxa"/>
+            </w:tcMar>
+          </w:tcPr>
+          <w:p>
+            <w:pPr>
+              <w:spacing w:after="0" w:line="240" w:lineRule="auto"/>
+            </w:pPr>
+            <w:r>
+              <w:rPr>
+                <w:sz w:val="15"/>
+              </w:rPr>
+              <w:t>Open - Tidak memblokir go-live</w:t>
+            </w:r>
+          </w:p>
+        </w:tc>
+      </w:tr>
+      <w:tr>
+        <w:trPr>
+          <w:cantSplit/>
+          <w:jc w:val="center"/>
+        </w:trPr>
+        <w:tc>
+          <w:tcPr>
+            <w:tcW w:w="453" w:type="dxa"/>
+            <w:tcMar>
+              <w:top w:w="70" w:type="dxa"/>
+              <w:left w:w="55" w:type="dxa"/>
+              <w:bottom w:w="90" w:type="dxa"/>
+              <w:right w:w="55" w:type="dxa"/>
+            </w:tcMar>
+          </w:tcPr>
+          <w:p>
+            <w:pPr>
+              <w:spacing w:after="0" w:line="240" w:lineRule="auto"/>
+              <w:jc w:val="center"/>
+            </w:pPr>
+            <w:r>
+              <w:t>5</w:t>
+            </w:r>
+          </w:p>
+        </w:tc>
+        <w:tc>
+          <w:tcPr>
+            <w:tcW w:w="3572" w:type="dxa"/>
+            <w:tcMar>
+              <w:top w:w="70" w:type="dxa"/>
+              <w:left w:w="55" w:type="dxa"/>
+              <w:bottom w:w="90" w:type="dxa"/>
+              <w:right w:w="55" w:type="dxa"/>
+            </w:tcMar>
+          </w:tcPr>
+          <w:p>
+            <w:pPr>
+              <w:spacing w:after="0" w:line="240" w:lineRule="auto"/>
+            </w:pPr>
+            <w:r>
+              <w:rPr>
+                <w:sz w:val="15"/>
+              </w:rPr>
+              <w:t>Temuan High SIT yang masih terbuka: H1 (keputusan Approval bisa diubah setelah dicetak), H2 (Line Leader/Coding Machine Packing bisa terkunci kosong), H3 (field desimal tanpa batas nilai maksimum), H4 (menonaktifkan user tidak memutus sesi aktif), H7 (PDF gagal render tetap tercatat dicetak).</w:t>
+            </w:r>
+          </w:p>
+        </w:tc>
+        <w:tc>
+          <w:tcPr>
+            <w:tcW w:w="1134" w:type="dxa"/>
+            <w:tcMar>
+              <w:top w:w="70" w:type="dxa"/>
+              <w:left w:w="55" w:type="dxa"/>
+              <w:bottom w:w="90" w:type="dxa"/>
+              <w:right w:w="55" w:type="dxa"/>
+            </w:tcMar>
+          </w:tcPr>
+          <w:p>
+            <w:pPr>
+              <w:spacing w:after="0" w:line="240" w:lineRule="auto"/>
+              <w:jc w:val="center"/>
+            </w:pPr>
+            <w:r>
+              <w:rPr>
+                <w:sz w:val="15"/>
+              </w:rPr>
+              <w:t>[x] High / [ ] Medium / [ ] Low</w:t>
+            </w:r>
+          </w:p>
+        </w:tc>
+        <w:tc>
+          <w:tcPr>
+            <w:tcW w:w="1247" w:type="dxa"/>
+            <w:tcMar>
+              <w:top w:w="70" w:type="dxa"/>
+              <w:left w:w="55" w:type="dxa"/>
+              <w:bottom w:w="90" w:type="dxa"/>
+              <w:right w:w="55" w:type="dxa"/>
+            </w:tcMar>
+          </w:tcPr>
+          <w:p>
+            <w:pPr>
+              <w:spacing w:after="0" w:line="240" w:lineRule="auto"/>
+            </w:pPr>
+            <w:r>
+              <w:rPr>
+                <w:sz w:val="15"/>
+              </w:rPr>
+              <w:t>IT Development</w:t>
+            </w:r>
+          </w:p>
+        </w:tc>
+        <w:tc>
+          <w:tcPr>
+            <w:tcW w:w="1474" w:type="dxa"/>
+            <w:tcMar>
+              <w:top w:w="70" w:type="dxa"/>
+              <w:left w:w="55" w:type="dxa"/>
+              <w:bottom w:w="90" w:type="dxa"/>
+              <w:right w:w="55" w:type="dxa"/>
+            </w:tcMar>
+          </w:tcPr>
+          <w:p>
+            <w:pPr>
+              <w:spacing w:after="0" w:line="240" w:lineRule="auto"/>
+            </w:pPr>
+            <w:r>
+              <w:rPr>
+                <w:sz w:val="15"/>
+              </w:rPr>
+              <w:t>Pasca go-live, sesuai rekomendasi Laporan UAT</w:t>
+            </w:r>
+          </w:p>
+        </w:tc>
+        <w:tc>
+          <w:tcPr>
+            <w:tcW w:w="1247" w:type="dxa"/>
+            <w:tcMar>
+              <w:top w:w="70" w:type="dxa"/>
+              <w:left w:w="55" w:type="dxa"/>
+              <w:bottom w:w="90" w:type="dxa"/>
+              <w:right w:w="55" w:type="dxa"/>
+            </w:tcMar>
+          </w:tcPr>
+          <w:p>
+            <w:pPr>
+              <w:spacing w:after="0" w:line="240" w:lineRule="auto"/>
+            </w:pPr>
+            <w:r>
+              <w:rPr>
+                <w:sz w:val="15"/>
+              </w:rPr>
+              <w:t>Open - Tidak memblokir go-live</w:t>
+            </w:r>
+          </w:p>
+        </w:tc>
+      </w:tr>
+      <w:tr>
+        <w:trPr>
+          <w:cantSplit/>
+          <w:jc w:val="center"/>
+        </w:trPr>
+        <w:tc>
+          <w:tcPr>
+            <w:tcW w:w="453" w:type="dxa"/>
+            <w:tcMar>
+              <w:top w:w="70" w:type="dxa"/>
+              <w:left w:w="55" w:type="dxa"/>
+              <w:bottom w:w="90" w:type="dxa"/>
+              <w:right w:w="55" w:type="dxa"/>
+            </w:tcMar>
+          </w:tcPr>
+          <w:p>
+            <w:pPr>
+              <w:spacing w:after="0" w:line="240" w:lineRule="auto"/>
+              <w:jc w:val="center"/>
+            </w:pPr>
+            <w:r>
+              <w:t>6</w:t>
+            </w:r>
+          </w:p>
+        </w:tc>
+        <w:tc>
+          <w:tcPr>
+            <w:tcW w:w="3572" w:type="dxa"/>
+            <w:tcMar>
+              <w:top w:w="70" w:type="dxa"/>
+              <w:left w:w="55" w:type="dxa"/>
+              <w:bottom w:w="90" w:type="dxa"/>
+              <w:right w:w="55" w:type="dxa"/>
+            </w:tcMar>
+          </w:tcPr>
+          <w:p>
+            <w:pPr>
+              <w:spacing w:after="0" w:line="240" w:lineRule="auto"/>
+            </w:pPr>
+            <w:r>
+              <w:rPr>
+                <w:sz w:val="15"/>
+              </w:rPr>
+              <w:t>Observasi O-2 s.d. O-4 - Bulk code belum tampil di header Detail Batch versi desktop; sebagian pesan validasi masih berbahasa Inggris; halaman detail Approval bagian Startup masih bisa dibuka lewat URL langsung.</w:t>
+            </w:r>
+          </w:p>
+        </w:tc>
+        <w:tc>
+          <w:tcPr>
+            <w:tcW w:w="1134" w:type="dxa"/>
+            <w:tcMar>
+              <w:top w:w="70" w:type="dxa"/>
+              <w:left w:w="55" w:type="dxa"/>
+              <w:bottom w:w="90" w:type="dxa"/>
+              <w:right w:w="55" w:type="dxa"/>
+            </w:tcMar>
+          </w:tcPr>
+          <w:p>
+            <w:pPr>
+              <w:spacing w:after="0" w:line="240" w:lineRule="auto"/>
+              <w:jc w:val="center"/>
+            </w:pPr>
+            <w:r>
+              <w:rPr>
+                <w:sz w:val="15"/>
+              </w:rPr>
+              <w:t>[ ] High / [ ] Medium / [x] Low</w:t>
+            </w:r>
+          </w:p>
+        </w:tc>
+        <w:tc>
+          <w:tcPr>
+            <w:tcW w:w="1247" w:type="dxa"/>
+            <w:tcMar>
+              <w:top w:w="70" w:type="dxa"/>
+              <w:left w:w="55" w:type="dxa"/>
+              <w:bottom w:w="90" w:type="dxa"/>
+              <w:right w:w="55" w:type="dxa"/>
+            </w:tcMar>
+          </w:tcPr>
+          <w:p>
+            <w:pPr>
+              <w:spacing w:after="0" w:line="240" w:lineRule="auto"/>
+            </w:pPr>
+            <w:r>
+              <w:rPr>
+                <w:sz w:val="15"/>
+              </w:rPr>
+              <w:t>IT Development</w:t>
+            </w:r>
+          </w:p>
+        </w:tc>
+        <w:tc>
+          <w:tcPr>
+            <w:tcW w:w="1474" w:type="dxa"/>
+            <w:tcMar>
+              <w:top w:w="70" w:type="dxa"/>
+              <w:left w:w="55" w:type="dxa"/>
+              <w:bottom w:w="90" w:type="dxa"/>
+              <w:right w:w="55" w:type="dxa"/>
+            </w:tcMar>
+          </w:tcPr>
+          <w:p>
+            <w:pPr>
+              <w:spacing w:after="0" w:line="240" w:lineRule="auto"/>
+            </w:pPr>
+            <w:r>
+              <w:rPr>
+                <w:sz w:val="15"/>
+              </w:rPr>
+              <w:t>Pasca go-live</w:t>
+            </w:r>
+          </w:p>
+        </w:tc>
+        <w:tc>
+          <w:tcPr>
+            <w:tcW w:w="1247" w:type="dxa"/>
+            <w:tcMar>
+              <w:top w:w="70" w:type="dxa"/>
+              <w:left w:w="55" w:type="dxa"/>
+              <w:bottom w:w="90" w:type="dxa"/>
+              <w:right w:w="55" w:type="dxa"/>
+            </w:tcMar>
+          </w:tcPr>
+          <w:p>
+            <w:pPr>
+              <w:spacing w:after="0" w:line="240" w:lineRule="auto"/>
+            </w:pPr>
+            <w:r>
+              <w:rPr>
+                <w:sz w:val="15"/>
+              </w:rPr>
+              <w:t>Open - Tidak memblokir go-live</w:t>
+            </w:r>
+          </w:p>
+        </w:tc>
+      </w:tr>
+      <w:tr>
+        <w:trPr>
+          <w:cantSplit/>
+          <w:jc w:val="center"/>
+        </w:trPr>
+        <w:tc>
+          <w:tcPr>
+            <w:tcW w:w="453" w:type="dxa"/>
+            <w:tcMar>
+              <w:top w:w="70" w:type="dxa"/>
+              <w:left w:w="55" w:type="dxa"/>
+              <w:bottom w:w="90" w:type="dxa"/>
+              <w:right w:w="55" w:type="dxa"/>
+            </w:tcMar>
+          </w:tcPr>
+          <w:p>
+            <w:pPr>
+              <w:spacing w:after="0" w:line="240" w:lineRule="auto"/>
+              <w:jc w:val="center"/>
+            </w:pPr>
+            <w:r>
+              <w:t>7</w:t>
+            </w:r>
+          </w:p>
+        </w:tc>
+        <w:tc>
+          <w:tcPr>
+            <w:tcW w:w="3572" w:type="dxa"/>
+            <w:tcMar>
+              <w:top w:w="70" w:type="dxa"/>
+              <w:left w:w="55" w:type="dxa"/>
+              <w:bottom w:w="90" w:type="dxa"/>
+              <w:right w:w="55" w:type="dxa"/>
+            </w:tcMar>
+          </w:tcPr>
+          <w:p>
+            <w:pPr>
+              <w:spacing w:after="0" w:line="240" w:lineRule="auto"/>
+            </w:pPr>
+            <w:r>
+              <w:rPr>
+                <w:sz w:val="15"/>
+              </w:rPr>
+              <w:t>Temuan Medium/Low SIT lainnya (M1-M8, M10-M11, L1-L10; lihat SIT Test Report Bagian 5) - belum diverifikasi ulang pada UAT ini.</w:t>
+            </w:r>
+          </w:p>
+        </w:tc>
+        <w:tc>
+          <w:tcPr>
+            <w:tcW w:w="1134" w:type="dxa"/>
+            <w:tcMar>
+              <w:top w:w="70" w:type="dxa"/>
+              <w:left w:w="55" w:type="dxa"/>
+              <w:bottom w:w="90" w:type="dxa"/>
+              <w:right w:w="55" w:type="dxa"/>
+            </w:tcMar>
+          </w:tcPr>
+          <w:p>
+            <w:pPr>
+              <w:spacing w:after="0" w:line="240" w:lineRule="auto"/>
+              <w:jc w:val="center"/>
+            </w:pPr>
+            <w:r>
+              <w:rPr>
+                <w:sz w:val="15"/>
+              </w:rPr>
+              <w:t>[ ] High / [x] Medium / [x] Low</w:t>
+            </w:r>
+          </w:p>
+        </w:tc>
+        <w:tc>
+          <w:tcPr>
+            <w:tcW w:w="1247" w:type="dxa"/>
+            <w:tcMar>
+              <w:top w:w="70" w:type="dxa"/>
+              <w:left w:w="55" w:type="dxa"/>
+              <w:bottom w:w="90" w:type="dxa"/>
+              <w:right w:w="55" w:type="dxa"/>
+            </w:tcMar>
+          </w:tcPr>
+          <w:p>
+            <w:pPr>
+              <w:spacing w:after="0" w:line="240" w:lineRule="auto"/>
+            </w:pPr>
+            <w:r>
+              <w:rPr>
+                <w:sz w:val="15"/>
+              </w:rPr>
+              <w:t>IT Development</w:t>
+            </w:r>
+          </w:p>
+        </w:tc>
+        <w:tc>
+          <w:tcPr>
+            <w:tcW w:w="1474" w:type="dxa"/>
+            <w:tcMar>
+              <w:top w:w="70" w:type="dxa"/>
+              <w:left w:w="55" w:type="dxa"/>
+              <w:bottom w:w="90" w:type="dxa"/>
+              <w:right w:w="55" w:type="dxa"/>
+            </w:tcMar>
+          </w:tcPr>
+          <w:p>
+            <w:pPr>
+              <w:spacing w:after="0" w:line="240" w:lineRule="auto"/>
+            </w:pPr>
+            <w:r>
+              <w:rPr>
+                <w:sz w:val="15"/>
+              </w:rPr>
+              <w:t>Backlog perbaikan pasca go-live</w:t>
+            </w:r>
+          </w:p>
+        </w:tc>
+        <w:tc>
+          <w:tcPr>
+            <w:tcW w:w="1247" w:type="dxa"/>
+            <w:tcMar>
+              <w:top w:w="70" w:type="dxa"/>
+              <w:left w:w="55" w:type="dxa"/>
+              <w:bottom w:w="90" w:type="dxa"/>
+              <w:right w:w="55" w:type="dxa"/>
+            </w:tcMar>
+          </w:tcPr>
+          <w:p>
+            <w:pPr>
+              <w:spacing w:after="0" w:line="240" w:lineRule="auto"/>
+            </w:pPr>
+            <w:r>
+              <w:rPr>
+                <w:sz w:val="15"/>
+              </w:rPr>
+              <w:t>Open - Tidak memblokir go-live</w:t>
             </w:r>
           </w:p>
         </w:tc>
@@ -5753,7 +4599,7 @@
         <w:jc w:val="both"/>
       </w:pPr>
       <w:r>
-        <w:t>Dengan ini, pihak user (Staff dari PI Team/Departemen PROD, Reviewer Departemen PROD/RNI/QAC/PRNI/PI, dan Approver Manager) menyatakan bahwa aplikasi new_trial_validation_app - Trial Validation System telah diuji dan secara fungsi utama telah sesuai dengan kebutuhan operasional proses validasi trial produk. Aplikasi telah memenuhi kebutuhan utama terkait pembuatan trial, validasi parameter, weighing packaging &amp; filling, upload lampiran, review lintas departemen, approval dengan e-signature, siklus revisi, dashboard, serta pelaporan (report, export Excel/PDF). Berdasarkan hasil System Integration Testing (SIT tanggal 18 dan 22 September 2026) dan hasil UAT tersebut, pihak user menyetujui agar aplikasi dapat segera digunakan secara live/production untuk mendukung aktivitas operasional validasi trial produk, dengan syarat penyerta sebagaimana tercantum pada Bagian 5 (Daftar Catatan/Open Item) di atas.</w:t>
+        <w:t>Dengan ini, pihak user (perwakilan QC Staff IPC, Approver/QA, dan Admin Aplikasi dari Departemen QAC) menyatakan bahwa aplikasi IPC - In Process Control (ipc_app) telah diuji dan secara fungsi utama telah sesuai dengan kebutuhan operasional In Process Control produksi. Aplikasi telah memenuhi kebutuhan utama terkait pembuatan batch, Startup Check dan Start Inspection, Filling Check dengan TH Progress, Packing Check, Finished Good Check dengan AQL otomatis, Approval, cetak laporan PDF dan verifikasi QR, master data, manajemen user, tempat sampah, serta arsip batch. Berdasarkan hasil System Integration Testing (SIT tanggal 25 September 2026) dan hasil UAT tanggal 7 Oktober 2026, pihak user menyetujui agar aplikasi dapat digunakan secara live/production, dengan syarat item bertanda "Wajib sebelum go-live" pada Bagian 5 telah diselesaikan, dan fitur OCR baru digunakan setelah lulus uji ulang dari jaringan pabrik.</w:t>
       </w:r>
     </w:p>
     <w:p>
@@ -5956,19 +4802,7 @@
               <w:rPr>
                 <w:sz w:val="17"/>
               </w:rPr>
-              <w:t>[</w:t>
-            </w:r>
-            <w:r>
-              <w:rPr>
-                <w:sz w:val="17"/>
-              </w:rPr>
-              <w:t>x</w:t>
-            </w:r>
-            <w:r>
-              <w:rPr>
-                <w:sz w:val="17"/>
-              </w:rPr>
-              <w:t>] Required   [ ] Not Required   [ ] Completed</w:t>
+              <w:t>[x] Required   [ ] Not Required   [ ] Completed  (master data awal Line, Produk + Bulk Code, Test Type via import Excel; migrasi data historis Power Apps belum diputuskan)</w:t>
             </w:r>
           </w:p>
         </w:tc>
@@ -6023,7 +4857,7 @@
               <w:rPr>
                 <w:sz w:val="17"/>
               </w:rPr>
-              <w:t>[ ] Completed   [ ] Not Required</w:t>
+              <w:t>[ ] Completed   [ ] Not Required  (Manual Book diperbarui 7 Oktober 2026)</w:t>
             </w:r>
           </w:p>
         </w:tc>
@@ -6199,7 +5033,7 @@
         <w:jc w:val="both"/>
       </w:pPr>
       <w:r>
-        <w:t>Dengan approval ini, user meminta agar IT Department dapat melanjutkan proses aktivasi production/live, termasuk finalisasi data awal, akses user, monitoring penggunaan awal, dan support hypercare sesuai tanggal go-live yang disepakati.</w:t>
+        <w:t>Dengan approval ini, user meminta agar IT Department dapat melanjutkan proses aktivasi production/live, termasuk penyelesaian item wajib sebelum go-live (Bagian 5), penyiapan master data awal, pembuatan akun user (minimal dua akun Admin aktif), menjalankan queue worker di server untuk import Excel, monitoring penggunaan awal, dan support hypercare sesuai tanggal go-live yang disepakati.</w:t>
       </w:r>
     </w:p>
     <w:p>
@@ -6407,7 +5241,7 @@
               <w:rPr>
                 <w:sz w:val="15"/>
               </w:rPr>
-              <w:t>Trial Owner (Staff)</w:t>
+              <w:t>Perwakilan QC Staff (IPC)</w:t>
             </w:r>
           </w:p>
         </w:tc>
@@ -6426,6 +5260,11 @@
             <w:pPr>
               <w:spacing w:after="0" w:line="240" w:lineRule="auto"/>
             </w:pPr>
+            <w:r>
+              <w:rPr>
+                <w:sz w:val="15"/>
+              </w:rPr>
+            </w:r>
           </w:p>
         </w:tc>
         <w:tc>
@@ -6448,7 +5287,7 @@
               <w:rPr>
                 <w:sz w:val="15"/>
               </w:rPr>
-              <w:t>PI Team (PROD)</w:t>
+              <w:t>QAC</w:t>
             </w:r>
           </w:p>
         </w:tc>
@@ -6468,6 +5307,7 @@
               <w:spacing w:after="0" w:line="240" w:lineRule="auto"/>
               <w:jc w:val="center"/>
             </w:pPr>
+            <w:r/>
           </w:p>
         </w:tc>
         <w:tc>
@@ -6486,6 +5326,7 @@
               <w:spacing w:after="0" w:line="240" w:lineRule="auto"/>
               <w:jc w:val="center"/>
             </w:pPr>
+            <w:r/>
           </w:p>
         </w:tc>
       </w:tr>
@@ -6514,7 +5355,7 @@
               <w:rPr>
                 <w:sz w:val="15"/>
               </w:rPr>
-              <w:t>Approver (Manager)</w:t>
+              <w:t>Approver / QA</w:t>
             </w:r>
           </w:p>
         </w:tc>
@@ -6533,6 +5374,11 @@
             <w:pPr>
               <w:spacing w:after="0" w:line="240" w:lineRule="auto"/>
             </w:pPr>
+            <w:r>
+              <w:rPr>
+                <w:sz w:val="15"/>
+              </w:rPr>
+            </w:r>
           </w:p>
         </w:tc>
         <w:tc>
@@ -6552,7 +5398,10 @@
               <w:jc w:val="center"/>
             </w:pPr>
             <w:r>
-              <w:t>PROD</w:t>
+              <w:rPr>
+                <w:sz w:val="15"/>
+              </w:rPr>
+              <w:t>QAC</w:t>
             </w:r>
           </w:p>
         </w:tc>
@@ -6572,6 +5421,7 @@
               <w:spacing w:after="0" w:line="240" w:lineRule="auto"/>
               <w:jc w:val="center"/>
             </w:pPr>
+            <w:r/>
           </w:p>
         </w:tc>
         <w:tc>
@@ -6590,6 +5440,7 @@
               <w:spacing w:after="0" w:line="240" w:lineRule="auto"/>
               <w:jc w:val="center"/>
             </w:pPr>
+            <w:r/>
           </w:p>
         </w:tc>
       </w:tr>
@@ -6618,7 +5469,7 @@
               <w:rPr>
                 <w:sz w:val="15"/>
               </w:rPr>
-              <w:t>IT PIC (Development)</w:t>
+              <w:t>Admin Aplikasi</w:t>
             </w:r>
           </w:p>
         </w:tc>
@@ -6637,6 +5488,11 @@
             <w:pPr>
               <w:spacing w:after="0" w:line="240" w:lineRule="auto"/>
             </w:pPr>
+            <w:r>
+              <w:rPr>
+                <w:sz w:val="15"/>
+              </w:rPr>
+            </w:r>
           </w:p>
         </w:tc>
         <w:tc>
@@ -6659,7 +5515,7 @@
               <w:rPr>
                 <w:sz w:val="15"/>
               </w:rPr>
-              <w:t>IT</w:t>
+              <w:t>QAC</w:t>
             </w:r>
           </w:p>
         </w:tc>
@@ -6679,6 +5535,7 @@
               <w:spacing w:after="0" w:line="240" w:lineRule="auto"/>
               <w:jc w:val="center"/>
             </w:pPr>
+            <w:r/>
           </w:p>
         </w:tc>
         <w:tc>
@@ -6697,6 +5554,7 @@
               <w:spacing w:after="0" w:line="240" w:lineRule="auto"/>
               <w:jc w:val="center"/>
             </w:pPr>
+            <w:r/>
           </w:p>
         </w:tc>
       </w:tr>
@@ -6725,7 +5583,7 @@
               <w:rPr>
                 <w:sz w:val="15"/>
               </w:rPr>
-              <w:t>IT Management</w:t>
+              <w:t>Manager QAC</w:t>
             </w:r>
           </w:p>
         </w:tc>
@@ -6744,6 +5602,11 @@
             <w:pPr>
               <w:spacing w:after="0" w:line="240" w:lineRule="auto"/>
             </w:pPr>
+            <w:r>
+              <w:rPr>
+                <w:sz w:val="15"/>
+              </w:rPr>
+            </w:r>
           </w:p>
         </w:tc>
         <w:tc>
@@ -6766,7 +5629,7 @@
               <w:rPr>
                 <w:sz w:val="15"/>
               </w:rPr>
-              <w:t>IT</w:t>
+              <w:t>QAC</w:t>
             </w:r>
           </w:p>
         </w:tc>
@@ -6786,6 +5649,7 @@
               <w:spacing w:after="0" w:line="240" w:lineRule="auto"/>
               <w:jc w:val="center"/>
             </w:pPr>
+            <w:r/>
           </w:p>
         </w:tc>
         <w:tc>
@@ -6804,6 +5668,236 @@
               <w:spacing w:after="0" w:line="240" w:lineRule="auto"/>
               <w:jc w:val="center"/>
             </w:pPr>
+            <w:r/>
+          </w:p>
+        </w:tc>
+      </w:tr>
+      <w:tr>
+        <w:trPr>
+          <w:cantSplit/>
+          <w:jc w:val="center"/>
+        </w:trPr>
+        <w:tc>
+          <w:tcPr>
+            <w:tcW w:w="1871" w:type="dxa"/>
+            <w:tcMar>
+              <w:top w:w="100" w:type="dxa"/>
+              <w:left w:w="55" w:type="dxa"/>
+              <w:bottom w:w="240" w:type="dxa"/>
+              <w:right w:w="55" w:type="dxa"/>
+            </w:tcMar>
+            <w:vAlign w:val="center"/>
+          </w:tcPr>
+          <w:p>
+            <w:pPr>
+              <w:spacing w:after="0" w:line="240" w:lineRule="auto"/>
+              <w:jc w:val="center"/>
+            </w:pPr>
+            <w:r>
+              <w:rPr>
+                <w:sz w:val="15"/>
+              </w:rPr>
+              <w:t>IT PIC (Development)</w:t>
+            </w:r>
+          </w:p>
+        </w:tc>
+        <w:tc>
+          <w:tcPr>
+            <w:tcW w:w="2324" w:type="dxa"/>
+            <w:tcMar>
+              <w:top w:w="100" w:type="dxa"/>
+              <w:left w:w="55" w:type="dxa"/>
+              <w:bottom w:w="240" w:type="dxa"/>
+              <w:right w:w="55" w:type="dxa"/>
+            </w:tcMar>
+            <w:vAlign w:val="center"/>
+          </w:tcPr>
+          <w:p>
+            <w:pPr>
+              <w:spacing w:after="0" w:line="240" w:lineRule="auto"/>
+            </w:pPr>
+            <w:r>
+              <w:rPr>
+                <w:sz w:val="15"/>
+              </w:rPr>
+              <w:t>Bagus Chalil</w:t>
+            </w:r>
+          </w:p>
+        </w:tc>
+        <w:tc>
+          <w:tcPr>
+            <w:tcW w:w="1701" w:type="dxa"/>
+            <w:tcMar>
+              <w:top w:w="100" w:type="dxa"/>
+              <w:left w:w="55" w:type="dxa"/>
+              <w:bottom w:w="240" w:type="dxa"/>
+              <w:right w:w="55" w:type="dxa"/>
+            </w:tcMar>
+            <w:vAlign w:val="center"/>
+          </w:tcPr>
+          <w:p>
+            <w:pPr>
+              <w:spacing w:after="0" w:line="240" w:lineRule="auto"/>
+              <w:jc w:val="center"/>
+            </w:pPr>
+            <w:r>
+              <w:rPr>
+                <w:sz w:val="15"/>
+              </w:rPr>
+              <w:t>IT</w:t>
+            </w:r>
+          </w:p>
+        </w:tc>
+        <w:tc>
+          <w:tcPr>
+            <w:tcW w:w="2381" w:type="dxa"/>
+            <w:tcMar>
+              <w:top w:w="100" w:type="dxa"/>
+              <w:left w:w="55" w:type="dxa"/>
+              <w:bottom w:w="240" w:type="dxa"/>
+              <w:right w:w="55" w:type="dxa"/>
+            </w:tcMar>
+            <w:vAlign w:val="center"/>
+          </w:tcPr>
+          <w:p>
+            <w:pPr>
+              <w:spacing w:after="0" w:line="240" w:lineRule="auto"/>
+              <w:jc w:val="center"/>
+            </w:pPr>
+            <w:r/>
+          </w:p>
+        </w:tc>
+        <w:tc>
+          <w:tcPr>
+            <w:tcW w:w="1587" w:type="dxa"/>
+            <w:tcMar>
+              <w:top w:w="100" w:type="dxa"/>
+              <w:left w:w="55" w:type="dxa"/>
+              <w:bottom w:w="240" w:type="dxa"/>
+              <w:right w:w="55" w:type="dxa"/>
+            </w:tcMar>
+            <w:vAlign w:val="center"/>
+          </w:tcPr>
+          <w:p>
+            <w:pPr>
+              <w:spacing w:after="0" w:line="240" w:lineRule="auto"/>
+              <w:jc w:val="center"/>
+            </w:pPr>
+            <w:r/>
+          </w:p>
+        </w:tc>
+      </w:tr>
+      <w:tr>
+        <w:trPr>
+          <w:cantSplit/>
+          <w:jc w:val="center"/>
+        </w:trPr>
+        <w:tc>
+          <w:tcPr>
+            <w:tcW w:w="1871" w:type="dxa"/>
+            <w:tcMar>
+              <w:top w:w="100" w:type="dxa"/>
+              <w:left w:w="55" w:type="dxa"/>
+              <w:bottom w:w="240" w:type="dxa"/>
+              <w:right w:w="55" w:type="dxa"/>
+            </w:tcMar>
+            <w:vAlign w:val="center"/>
+          </w:tcPr>
+          <w:p>
+            <w:pPr>
+              <w:spacing w:after="0" w:line="240" w:lineRule="auto"/>
+              <w:jc w:val="center"/>
+            </w:pPr>
+            <w:r>
+              <w:rPr>
+                <w:sz w:val="15"/>
+              </w:rPr>
+              <w:t>IT Management</w:t>
+            </w:r>
+          </w:p>
+        </w:tc>
+        <w:tc>
+          <w:tcPr>
+            <w:tcW w:w="2324" w:type="dxa"/>
+            <w:tcMar>
+              <w:top w:w="100" w:type="dxa"/>
+              <w:left w:w="55" w:type="dxa"/>
+              <w:bottom w:w="240" w:type="dxa"/>
+              <w:right w:w="55" w:type="dxa"/>
+            </w:tcMar>
+            <w:vAlign w:val="center"/>
+          </w:tcPr>
+          <w:p>
+            <w:pPr>
+              <w:spacing w:after="0" w:line="240" w:lineRule="auto"/>
+            </w:pPr>
+            <w:r>
+              <w:rPr>
+                <w:sz w:val="15"/>
+              </w:rPr>
+            </w:r>
+          </w:p>
+        </w:tc>
+        <w:tc>
+          <w:tcPr>
+            <w:tcW w:w="1701" w:type="dxa"/>
+            <w:tcMar>
+              <w:top w:w="100" w:type="dxa"/>
+              <w:left w:w="55" w:type="dxa"/>
+              <w:bottom w:w="240" w:type="dxa"/>
+              <w:right w:w="55" w:type="dxa"/>
+            </w:tcMar>
+            <w:vAlign w:val="center"/>
+          </w:tcPr>
+          <w:p>
+            <w:pPr>
+              <w:spacing w:after="0" w:line="240" w:lineRule="auto"/>
+              <w:jc w:val="center"/>
+            </w:pPr>
+            <w:r>
+              <w:rPr>
+                <w:sz w:val="15"/>
+              </w:rPr>
+              <w:t>IT</w:t>
+            </w:r>
+          </w:p>
+        </w:tc>
+        <w:tc>
+          <w:tcPr>
+            <w:tcW w:w="2381" w:type="dxa"/>
+            <w:tcMar>
+              <w:top w:w="100" w:type="dxa"/>
+              <w:left w:w="55" w:type="dxa"/>
+              <w:bottom w:w="240" w:type="dxa"/>
+              <w:right w:w="55" w:type="dxa"/>
+            </w:tcMar>
+            <w:vAlign w:val="center"/>
+          </w:tcPr>
+          <w:p>
+            <w:pPr>
+              <w:spacing w:after="0" w:line="240" w:lineRule="auto"/>
+              <w:jc w:val="center"/>
+            </w:pPr>
+            <w:r/>
+          </w:p>
+        </w:tc>
+        <w:tc>
+          <w:tcPr>
+            <w:tcW w:w="1587" w:type="dxa"/>
+            <w:tcMar>
+              <w:top w:w="100" w:type="dxa"/>
+              <w:left w:w="55" w:type="dxa"/>
+              <w:bottom w:w="240" w:type="dxa"/>
+              <w:right w:w="55" w:type="dxa"/>
+            </w:tcMar>
+            <w:vAlign w:val="center"/>
+          </w:tcPr>
+          <w:p>
+            <w:pPr>
+              <w:spacing w:after="0" w:line="240" w:lineRule="auto"/>
+              <w:jc w:val="center"/>
+            </w:pPr>
+            <w:r/>
           </w:p>
         </w:tc>
       </w:tr>
@@ -6958,7 +6052,6 @@
               <w:rPr>
                 <w:sz w:val="15"/>
               </w:rPr>
-              <w:lastRenderedPageBreak/>
               <w:t>1</w:t>
             </w:r>
           </w:p>
@@ -6981,7 +6074,7 @@
               <w:rPr>
                 <w:sz w:val="15"/>
               </w:rPr>
-              <w:t>SIT Test Report (System Integration Testing) - new_trial_validation_app, 18 &amp; 22 September 2026</w:t>
+              <w:t>SIT Test Report (System Integration Testing) - ipc_app, 25 September 2026</w:t>
             </w:r>
           </w:p>
         </w:tc>
@@ -7055,7 +6148,7 @@
               <w:rPr>
                 <w:sz w:val="15"/>
               </w:rPr>
-              <w:t>Buku Panduan Pengguna (Manual Book) - new_trial_validation_app</w:t>
+              <w:t>UAT Test Report (User Acceptance Test) - ipc_app, 7 Oktober 2026: 74 skenario, 15 lampiran screenshot bukti</w:t>
             </w:r>
           </w:p>
         </w:tc>
@@ -7129,7 +6222,81 @@
               <w:rPr>
                 <w:sz w:val="15"/>
               </w:rPr>
-              <w:t>Hasil UAT / screenshot pengujian bersama user, serta data konfigurasi awal (Products/Parameters/Masters) apabila digunakan</w:t>
+              <w:t>Buku Panduan Pengguna (Manual Book) - ipc_app, diperbarui 7 Oktober 2026</w:t>
+            </w:r>
+          </w:p>
+        </w:tc>
+        <w:tc>
+          <w:tcPr>
+            <w:tcW w:w="2381" w:type="dxa"/>
+            <w:tcMar>
+              <w:top w:w="75" w:type="dxa"/>
+              <w:left w:w="55" w:type="dxa"/>
+              <w:bottom w:w="75" w:type="dxa"/>
+              <w:right w:w="55" w:type="dxa"/>
+            </w:tcMar>
+          </w:tcPr>
+          <w:p>
+            <w:pPr>
+              <w:spacing w:after="0" w:line="240" w:lineRule="auto"/>
+              <w:jc w:val="center"/>
+            </w:pPr>
+            <w:r>
+              <w:rPr>
+                <w:sz w:val="15"/>
+              </w:rPr>
+              <w:t>[x] Attached</w:t>
+            </w:r>
+          </w:p>
+        </w:tc>
+      </w:tr>
+      <w:tr>
+        <w:trPr>
+          <w:cantSplit/>
+          <w:jc w:val="center"/>
+        </w:trPr>
+        <w:tc>
+          <w:tcPr>
+            <w:tcW w:w="453" w:type="dxa"/>
+            <w:tcMar>
+              <w:top w:w="75" w:type="dxa"/>
+              <w:left w:w="55" w:type="dxa"/>
+              <w:bottom w:w="75" w:type="dxa"/>
+              <w:right w:w="55" w:type="dxa"/>
+            </w:tcMar>
+          </w:tcPr>
+          <w:p>
+            <w:pPr>
+              <w:spacing w:after="0" w:line="240" w:lineRule="auto"/>
+              <w:jc w:val="center"/>
+            </w:pPr>
+            <w:r>
+              <w:rPr>
+                <w:sz w:val="15"/>
+              </w:rPr>
+              <w:t>4</w:t>
+            </w:r>
+          </w:p>
+        </w:tc>
+        <w:tc>
+          <w:tcPr>
+            <w:tcW w:w="6917" w:type="dxa"/>
+            <w:tcMar>
+              <w:top w:w="75" w:type="dxa"/>
+              <w:left w:w="55" w:type="dxa"/>
+              <w:bottom w:w="75" w:type="dxa"/>
+              <w:right w:w="55" w:type="dxa"/>
+            </w:tcMar>
+          </w:tcPr>
+          <w:p>
+            <w:pPr>
+              <w:spacing w:after="0" w:line="240" w:lineRule="auto"/>
+            </w:pPr>
+            <w:r>
+              <w:rPr>
+                <w:sz w:val="15"/>
+              </w:rPr>
+              <w:t>Data konfigurasi awal master data (Line, Produk + Bulk Code, Test Type) apabila digunakan</w:t>
             </w:r>
           </w:p>
         </w:tc>
@@ -7215,10 +6382,7 @@
       <w:rPr>
         <w:sz w:val="16"/>
       </w:rPr>
-      <w:t xml:space="preserve">Confidential - Internal Use Only | </w:t>
-    </w:r>
-    <w:r>
-      <w:t>New Trial Validation App</w:t>
+      <w:t>Confidential - Internal Use Only | IPC App (In Process Control)</w:t>
     </w:r>
   </w:p>
 </w:ftr>

--- a/ipc_app/docs/qa/BA_UAT_GoLive_Approval_IPC_APP.docx
+++ b/ipc_app/docs/qa/BA_UAT_GoLive_Approval_IPC_APP.docx
@@ -144,7 +144,7 @@
               <w:rPr>
                 <w:sz w:val="16"/>
               </w:rPr>
-              <w:t>1.0</w:t>
+              <w:t>1.1 (diperbarui 8 Oktober 2026)</w:t>
             </w:r>
           </w:p>
         </w:tc>
@@ -196,7 +196,28 @@
               <w:spacing w:after="0" w:line="240" w:lineRule="auto"/>
             </w:pPr>
             <w:r>
-              <w:t>QAC (QC Staff IPC, Approver/QA, Admin Aplikasi)</w:t>
+              <w:t xml:space="preserve">QAC (QC Staff IPC, </w:t>
+            </w:r>
+            <w:r>
+              <w:t xml:space="preserve">PIC </w:t>
+            </w:r>
+            <w:r>
+              <w:t>Aplikasi</w:t>
+            </w:r>
+            <w:r>
+              <w:t xml:space="preserve"> </w:t>
+            </w:r>
+            <w:r>
+              <w:t>/</w:t>
+            </w:r>
+            <w:r>
+              <w:t xml:space="preserve"> </w:t>
+            </w:r>
+            <w:r>
+              <w:t>Business Owner</w:t>
+            </w:r>
+            <w:r>
+              <w:t>, Admin Aplikasi)</w:t>
             </w:r>
           </w:p>
         </w:tc>
@@ -464,7 +485,13 @@
         <w:jc w:val="both"/>
       </w:pPr>
       <w:r>
-        <w:t>Pada hari ini, tanggal 7 Oktober 2026, telah dilakukan User Acceptance Test (UAT) atas aplikasi IPC - In Process Control (ipc_app), aplikasi quality-inspection produksi pengganti aplikasi Power Apps. Pengujian dijalankan melalui browser terhadap aplikasi yang berjalan, menggunakan akun uji yang mewakili setiap peran pengguna (QC Staff, Approver/QA, dan Admin Aplikasi), dengan satu batch uji dijalankan penuh dari pembuatan batch sampai berstatus Selesai. Hasil lengkapnya tertuang dalam Laporan Hasil UAT (Lampiran 2): dari 74 skenario, 71 lulus, 2 gagal, dan 1 tidak dapat diuji, dengan rekomendasi Diterima dengan Catatan. Berita Acara ini dibuat sebagai bukti bahwa hasil System Integration Testing (SIT) dan UAT tersebut telah ditinjau oleh perwakilan user, dan sebagai dasar keputusan penggunaan aplikasi secara live/production.</w:t>
+        <w:t xml:space="preserve">Pada hari ini, tanggal 7 Oktober 2026, telah dilakukan User Acceptance Test (UAT) atas aplikasi IPC - In Process Control (ipc_app), aplikasi quality-inspection produksi pengganti aplikasi Power Apps. Pengujian dijalankan melalui browser terhadap aplikasi yang berjalan, menggunakan akun uji yang mewakili setiap peran pengguna (QC Staff, </w:t>
+      </w:r>
+      <w:r>
+        <w:t>PIC Aplikasi/Business Owner</w:t>
+      </w:r>
+      <w:r>
+        <w:t>, dan Admin Aplikasi), dengan satu batch uji dijalankan penuh dari pembuatan batch sampai berstatus Selesai. Hasil lengkapnya tertuang dalam Laporan Hasil UAT (Lampiran 2): dari 74 skenario, 71 lulus, 2 gagal, dan 1 tidak dapat diuji, dengan rekomendasi Diterima dengan Catatan. Berita Acara ini dibuat sebagai bukti bahwa hasil System Integration Testing (SIT) dan UAT tersebut telah ditinjau oleh perwakilan user, dan sebagai dasar keputusan penggunaan aplikasi secara live/production.</w:t>
       </w:r>
     </w:p>
     <w:p>
@@ -1503,6 +1530,7 @@
               <w:rPr>
                 <w:sz w:val="14"/>
               </w:rPr>
+              <w:lastRenderedPageBreak/>
               <w:t>2</w:t>
             </w:r>
           </w:p>
@@ -2426,7 +2454,7 @@
               <w:rPr>
                 <w:sz w:val="14"/>
               </w:rPr>
-              <w:t>8/8 lulus. Data lama 26W003 CJB/AJB tertahan di Approval (Observasi O-1, Open Item 2).</w:t>
+              <w:t>8/8 lulus. Data lama 26W003 CJB/AJB tertahan di Approval (Observasi O-1, Open Item 2). Perbaikan data siap 8 Oktober 2026, dijalankan saat deploy.</w:t>
             </w:r>
           </w:p>
         </w:tc>
@@ -2783,7 +2811,7 @@
               <w:rPr>
                 <w:sz w:val="14"/>
               </w:rPr>
-              <w:t>4/5 lulus. USR-05 gagal: Admin bisa menurunkan role dirinya sendiri menjadi Staff dan kehilangan akses admin (temuan SIT H5). Lihat Open Item 1.</w:t>
+              <w:t>4/5 lulus. USR-05 gagal: Admin bisa menurunkan role dirinya sendiri menjadi Staff dan kehilangan akses admin (temuan SIT H5). Lihat Open Item 1. Diperbaiki 8 Oktober 2026 (menunggu deploy).</w:t>
             </w:r>
           </w:p>
         </w:tc>
@@ -3259,7 +3287,7 @@
               <w:rPr>
                 <w:sz w:val="14"/>
               </w:rPr>
-              <w:t>330/330 test lulus di ipc_system_testing (7 Oktober 2026); npm run build sukses.</w:t>
+              <w:t>330/330 test lulus di ipc_system_testing (7 Oktober 2026); npm run build sukses. Setelah perbaikan Open Item 1 dan 2 (8 Oktober 2026): 347/347 test lulus.</w:t>
             </w:r>
           </w:p>
         </w:tc>
@@ -3400,6 +3428,7 @@
         <w:pStyle w:val="SmallNote"/>
       </w:pPr>
       <w:r>
+        <w:lastRenderedPageBreak/>
         <w:t>Catatan: Rekomendasi Laporan Hasil UAT tanggal 7 Oktober 2026 adalah Diterima dengan Catatan. Item bertanda "Wajib sebelum go-live" pada Bagian 5 harus diselesaikan sebelum aplikasi digunakan secara live; catatan lain yang tidak menghambat operasional utama dapat ditindaklanjuti dengan monitoring dan support dari IT selama masa hypercare.</w:t>
       </w:r>
     </w:p>
@@ -3656,7 +3685,7 @@
               <w:rPr>
                 <w:sz w:val="15"/>
               </w:rPr>
-              <w:t>USR-05 / SIT H5 - Admin dapat menurunkan role akunnya sendiri menjadi Staff lewat dialog Edit User dan langsung kehilangan akses admin; bila hanya ada satu Admin, pemulihan harus lewat database. Perbaikan: larang ubah role diri sendiri dan larang menurunkan Admin aktif terakhir; pastikan ada lebih dari satu Admin aktif.</w:t>
+              <w:t>USR-05 / SIT H5 - Admin dapat menurunkan role akunnya sendiri menjadi Staff lewat dialog Edit User dan langsung kehilangan akses admin; bila hanya ada satu Admin, pemulihan harus lewat database. Perbaikan: larang ubah role diri sendiri dan larang menurunkan/menonaktifkan Admin aktif terakhir; pastikan ada lebih dari satu Admin aktif. SELESAI 8 Oktober 2026: aturan dipasang di server (aplikasi menolak dengan pesan jelas) dan di dialog Edit User (kolom Role akun sendiri dikunci); 4 test baru lulus.</w:t>
             </w:r>
           </w:p>
         </w:tc>
@@ -3745,7 +3774,7 @@
               <w:rPr>
                 <w:sz w:val="15"/>
               </w:rPr>
-              <w:t>Open - Wajib sebelum go-live</w:t>
+              <w:t>Selesai (kode) - aktif setelah deploy</w:t>
             </w:r>
           </w:p>
         </w:tc>
@@ -3793,7 +3822,7 @@
               <w:rPr>
                 <w:sz w:val="15"/>
               </w:rPr>
-              <w:t>Observasi O-1 - Batch lama 26W003 CJB dan AJB sudah Approved di kedua bagian wajib tetapi tertahan di tahap Approval dan tidak muncul di Approval Queue (di-approve sebelum aturan baru 5 Oktober 2026). Perlu perapian data sekali jalan agar maju ke tahap Print.</w:t>
+              <w:t>Observasi O-1 - Batch lama 26W003 CJB dan AJB sudah Approved di kedua bagian wajib tetapi tertahan di tahap Approval dan tidak muncul di Approval Queue (di-approve sebelum aturan baru 5 Oktober 2026). Perlu perapian data sekali jalan agar maju ke tahap Print. SIAP 8 Oktober 2026: perintah php artisan ipc:advance-approved-batches (opsi --dry-run untuk pratinjau) memajukan hanya batch yang masih di tahap Approval dengan kedua bagian wajib Approved; aman dijalankan berulang, 2 test baru lulus. Dijalankan sekali di server saat deploy.</w:t>
             </w:r>
           </w:p>
         </w:tc>
@@ -3882,7 +3911,7 @@
               <w:rPr>
                 <w:sz w:val="15"/>
               </w:rPr>
-              <w:t>Open - Wajib sebelum go-live</w:t>
+              <w:t>Perbaikan siap - jalankan sekali saat deploy</w:t>
             </w:r>
           </w:p>
         </w:tc>
@@ -4599,7 +4628,19 @@
         <w:jc w:val="both"/>
       </w:pPr>
       <w:r>
-        <w:t>Dengan ini, pihak user (perwakilan QC Staff IPC, Approver/QA, dan Admin Aplikasi dari Departemen QAC) menyatakan bahwa aplikasi IPC - In Process Control (ipc_app) telah diuji dan secara fungsi utama telah sesuai dengan kebutuhan operasional In Process Control produksi. Aplikasi telah memenuhi kebutuhan utama terkait pembuatan batch, Startup Check dan Start Inspection, Filling Check dengan TH Progress, Packing Check, Finished Good Check dengan AQL otomatis, Approval, cetak laporan PDF dan verifikasi QR, master data, manajemen user, tempat sampah, serta arsip batch. Berdasarkan hasil System Integration Testing (SIT tanggal 25 September 2026) dan hasil UAT tanggal 7 Oktober 2026, pihak user menyetujui agar aplikasi dapat digunakan secara live/production, dengan syarat item bertanda "Wajib sebelum go-live" pada Bagian 5 telah diselesaikan, dan fitur OCR baru digunakan setelah lulus uji ulang dari jaringan pabrik.</w:t>
+        <w:t>Dengan ini, pihak user (perwakilan QC Staff IPC</w:t>
+      </w:r>
+      <w:r>
+        <w:t xml:space="preserve"> dan</w:t>
+      </w:r>
+      <w:r>
+        <w:t xml:space="preserve"> </w:t>
+      </w:r>
+      <w:r>
+        <w:t>PIC Aplikasi/Business Owner</w:t>
+      </w:r>
+      <w:r>
+        <w:t>,dari Departemen QAC) menyatakan bahwa aplikasi IPC - In Process Control (ipc_app) telah diuji dan secara fungsi utama telah sesuai dengan kebutuhan operasional In Process Control produksi. Aplikasi telah memenuhi kebutuhan utama terkait pembuatan batch, Startup Check dan Start Inspection, Filling Check dengan TH Progress, Packing Check, Finished Good Check dengan AQL otomatis, Approval, cetak laporan PDF dan verifikasi QR, master data, manajemen user, tempat sampah, serta arsip batch. Berdasarkan hasil System Integration Testing (SIT tanggal 25 September 2026) dan hasil UAT tanggal 7 Oktober 2026, pihak user menyetujui agar aplikasi dapat digunakan secara live/production, dengan syarat item bertanda "Wajib sebelum go-live" pada Bagian 5 telah diselesaikan, dan fitur OCR baru digunakan setelah lulus uji ulang dari jaringan pabrik.</w:t>
       </w:r>
     </w:p>
     <w:p>
@@ -4834,6 +4875,7 @@
                 <w:color w:val="1F4E78"/>
                 <w:sz w:val="17"/>
               </w:rPr>
+              <w:lastRenderedPageBreak/>
               <w:t>User Training / Briefing</w:t>
             </w:r>
           </w:p>
@@ -5260,11 +5302,6 @@
             <w:pPr>
               <w:spacing w:after="0" w:line="240" w:lineRule="auto"/>
             </w:pPr>
-            <w:r>
-              <w:rPr>
-                <w:sz w:val="15"/>
-              </w:rPr>
-            </w:r>
           </w:p>
         </w:tc>
         <w:tc>
@@ -5307,7 +5344,6 @@
               <w:spacing w:after="0" w:line="240" w:lineRule="auto"/>
               <w:jc w:val="center"/>
             </w:pPr>
-            <w:r/>
           </w:p>
         </w:tc>
         <w:tc>
@@ -5326,7 +5362,6 @@
               <w:spacing w:after="0" w:line="240" w:lineRule="auto"/>
               <w:jc w:val="center"/>
             </w:pPr>
-            <w:r/>
           </w:p>
         </w:tc>
       </w:tr>
@@ -5374,11 +5409,6 @@
             <w:pPr>
               <w:spacing w:after="0" w:line="240" w:lineRule="auto"/>
             </w:pPr>
-            <w:r>
-              <w:rPr>
-                <w:sz w:val="15"/>
-              </w:rPr>
-            </w:r>
           </w:p>
         </w:tc>
         <w:tc>
@@ -5421,7 +5451,6 @@
               <w:spacing w:after="0" w:line="240" w:lineRule="auto"/>
               <w:jc w:val="center"/>
             </w:pPr>
-            <w:r/>
           </w:p>
         </w:tc>
         <w:tc>
@@ -5440,7 +5469,6 @@
               <w:spacing w:after="0" w:line="240" w:lineRule="auto"/>
               <w:jc w:val="center"/>
             </w:pPr>
-            <w:r/>
           </w:p>
         </w:tc>
       </w:tr>
@@ -5488,11 +5516,6 @@
             <w:pPr>
               <w:spacing w:after="0" w:line="240" w:lineRule="auto"/>
             </w:pPr>
-            <w:r>
-              <w:rPr>
-                <w:sz w:val="15"/>
-              </w:rPr>
-            </w:r>
           </w:p>
         </w:tc>
         <w:tc>
@@ -5535,7 +5558,6 @@
               <w:spacing w:after="0" w:line="240" w:lineRule="auto"/>
               <w:jc w:val="center"/>
             </w:pPr>
-            <w:r/>
           </w:p>
         </w:tc>
         <w:tc>
@@ -5554,7 +5576,6 @@
               <w:spacing w:after="0" w:line="240" w:lineRule="auto"/>
               <w:jc w:val="center"/>
             </w:pPr>
-            <w:r/>
           </w:p>
         </w:tc>
       </w:tr>
@@ -5602,11 +5623,6 @@
             <w:pPr>
               <w:spacing w:after="0" w:line="240" w:lineRule="auto"/>
             </w:pPr>
-            <w:r>
-              <w:rPr>
-                <w:sz w:val="15"/>
-              </w:rPr>
-            </w:r>
           </w:p>
         </w:tc>
         <w:tc>
@@ -5649,7 +5665,6 @@
               <w:spacing w:after="0" w:line="240" w:lineRule="auto"/>
               <w:jc w:val="center"/>
             </w:pPr>
-            <w:r/>
           </w:p>
         </w:tc>
         <w:tc>
@@ -5668,7 +5683,6 @@
               <w:spacing w:after="0" w:line="240" w:lineRule="auto"/>
               <w:jc w:val="center"/>
             </w:pPr>
-            <w:r/>
           </w:p>
         </w:tc>
       </w:tr>
@@ -5716,12 +5730,6 @@
             <w:pPr>
               <w:spacing w:after="0" w:line="240" w:lineRule="auto"/>
             </w:pPr>
-            <w:r>
-              <w:rPr>
-                <w:sz w:val="15"/>
-              </w:rPr>
-              <w:t>Bagus Chalil</w:t>
-            </w:r>
           </w:p>
         </w:tc>
         <w:tc>
@@ -5764,7 +5772,6 @@
               <w:spacing w:after="0" w:line="240" w:lineRule="auto"/>
               <w:jc w:val="center"/>
             </w:pPr>
-            <w:r/>
           </w:p>
         </w:tc>
         <w:tc>
@@ -5783,7 +5790,6 @@
               <w:spacing w:after="0" w:line="240" w:lineRule="auto"/>
               <w:jc w:val="center"/>
             </w:pPr>
-            <w:r/>
           </w:p>
         </w:tc>
       </w:tr>
@@ -5831,11 +5837,6 @@
             <w:pPr>
               <w:spacing w:after="0" w:line="240" w:lineRule="auto"/>
             </w:pPr>
-            <w:r>
-              <w:rPr>
-                <w:sz w:val="15"/>
-              </w:rPr>
-            </w:r>
           </w:p>
         </w:tc>
         <w:tc>
@@ -5878,7 +5879,6 @@
               <w:spacing w:after="0" w:line="240" w:lineRule="auto"/>
               <w:jc w:val="center"/>
             </w:pPr>
-            <w:r/>
           </w:p>
         </w:tc>
         <w:tc>
@@ -5897,7 +5897,6 @@
               <w:spacing w:after="0" w:line="240" w:lineRule="auto"/>
               <w:jc w:val="center"/>
             </w:pPr>
-            <w:r/>
           </w:p>
         </w:tc>
       </w:tr>

--- a/ipc_app/docs/qa/BA_UAT_GoLive_Approval_IPC_APP.docx
+++ b/ipc_app/docs/qa/BA_UAT_GoLive_Approval_IPC_APP.docx
@@ -199,22 +199,7 @@
               <w:t xml:space="preserve">QAC (QC Staff IPC, </w:t>
             </w:r>
             <w:r>
-              <w:t xml:space="preserve">PIC </w:t>
-            </w:r>
-            <w:r>
-              <w:t>Aplikasi</w:t>
-            </w:r>
-            <w:r>
-              <w:t xml:space="preserve"> </w:t>
-            </w:r>
-            <w:r>
-              <w:t>/</w:t>
-            </w:r>
-            <w:r>
-              <w:t xml:space="preserve"> </w:t>
-            </w:r>
-            <w:r>
-              <w:t>Business Owner</w:t>
+              <w:t>PIC Aplikasi / Business Owner</w:t>
             </w:r>
             <w:r>
               <w:t>, Admin Aplikasi)</w:t>
@@ -485,13 +470,19 @@
         <w:jc w:val="both"/>
       </w:pPr>
       <w:r>
-        <w:t xml:space="preserve">Pada hari ini, tanggal 7 Oktober 2026, telah dilakukan User Acceptance Test (UAT) atas aplikasi IPC - In Process Control (ipc_app), aplikasi quality-inspection produksi pengganti aplikasi Power Apps. Pengujian dijalankan melalui browser terhadap aplikasi yang berjalan, menggunakan akun uji yang mewakili setiap peran pengguna (QC Staff, </w:t>
+        <w:t>Pada hari ini, tanggal 7 Oktober 2026, telah dilakukan User Acceptance Test (UAT) atas aplikasi IPC - In Process Control (ipc_app), aplikasi quality-inspection produksi pengganti aplikasi Power Apps. Pengujian dijalankan melalui browser terhadap aplikasi yang berjalan, menggunakan akun uji yang mewakili setiap peran pengguna (QC Staff</w:t>
+      </w:r>
+      <w:r>
+        <w:t xml:space="preserve"> dan</w:t>
+      </w:r>
+      <w:r>
+        <w:t xml:space="preserve"> </w:t>
       </w:r>
       <w:r>
         <w:t>PIC Aplikasi/Business Owner</w:t>
       </w:r>
       <w:r>
-        <w:t>, dan Admin Aplikasi), dengan satu batch uji dijalankan penuh dari pembuatan batch sampai berstatus Selesai. Hasil lengkapnya tertuang dalam Laporan Hasil UAT (Lampiran 2): dari 74 skenario, 71 lulus, 2 gagal, dan 1 tidak dapat diuji, dengan rekomendasi Diterima dengan Catatan. Berita Acara ini dibuat sebagai bukti bahwa hasil System Integration Testing (SIT) dan UAT tersebut telah ditinjau oleh perwakilan user, dan sebagai dasar keputusan penggunaan aplikasi secara live/production.</w:t>
+        <w:t>), dengan satu batch uji dijalankan penuh dari pembuatan batch sampai berstatus Selesai. Hasil lengkapnya tertuang dalam Laporan Hasil UAT (Lampiran 2): dari 74 skenario, 71 lulus, 2 gagal, dan 1 tidak dapat diuji, dengan rekomendasi Diterima dengan Catatan. Berita Acara ini dibuat sebagai bukti bahwa hasil System Integration Testing (SIT) dan UAT tersebut telah ditinjau oleh perwakilan user, dan sebagai dasar keputusan penggunaan aplikasi secara live/production.</w:t>
       </w:r>
     </w:p>
     <w:p>
@@ -1530,7 +1521,6 @@
               <w:rPr>
                 <w:sz w:val="14"/>
               </w:rPr>
-              <w:lastRenderedPageBreak/>
               <w:t>2</w:t>
             </w:r>
           </w:p>
@@ -1650,6 +1640,7 @@
               <w:rPr>
                 <w:sz w:val="14"/>
               </w:rPr>
+              <w:lastRenderedPageBreak/>
               <w:t>3</w:t>
             </w:r>
           </w:p>
@@ -3428,7 +3419,6 @@
         <w:pStyle w:val="SmallNote"/>
       </w:pPr>
       <w:r>
-        <w:lastRenderedPageBreak/>
         <w:t>Catatan: Rekomendasi Laporan Hasil UAT tanggal 7 Oktober 2026 adalah Diterima dengan Catatan. Item bertanda "Wajib sebelum go-live" pada Bagian 5 harus diselesaikan sebelum aplikasi digunakan secara live; catatan lain yang tidak menghambat operasional utama dapat ditindaklanjuti dengan monitoring dan support dari IT selama masa hypercare.</w:t>
       </w:r>
     </w:p>
@@ -5006,10 +4996,7 @@
               <w:spacing w:after="0" w:line="240" w:lineRule="auto"/>
             </w:pPr>
             <w:r>
-              <w:rPr>
-                <w:sz w:val="17"/>
-              </w:rPr>
-              <w:t>_____________________________</w:t>
+              <w:t>Mohammad Bagus Chalil Akbar</w:t>
             </w:r>
           </w:p>
         </w:tc>
@@ -5203,6 +5190,14 @@
               </w:rPr>
               <w:t>Department</w:t>
             </w:r>
+            <w:r>
+              <w:rPr>
+                <w:b/>
+                <w:color w:val="FFFFFF"/>
+                <w:sz w:val="15"/>
+              </w:rPr>
+              <w:t>/Tim</w:t>
+            </w:r>
           </w:p>
         </w:tc>
         <w:tc>
@@ -5326,6 +5321,12 @@
               </w:rPr>
               <w:t>QAC</w:t>
             </w:r>
+            <w:r>
+              <w:rPr>
+                <w:sz w:val="15"/>
+              </w:rPr>
+              <w:t>/QC</w:t>
+            </w:r>
           </w:p>
         </w:tc>
         <w:tc>
@@ -5387,10 +5388,7 @@
               <w:jc w:val="center"/>
             </w:pPr>
             <w:r>
-              <w:rPr>
-                <w:sz w:val="15"/>
-              </w:rPr>
-              <w:t>Approver / QA</w:t>
+              <w:t>PIC Aplikasi/Business Owner</w:t>
             </w:r>
           </w:p>
         </w:tc>
@@ -5432,6 +5430,12 @@
                 <w:sz w:val="15"/>
               </w:rPr>
               <w:t>QAC</w:t>
+            </w:r>
+            <w:r>
+              <w:rPr>
+                <w:sz w:val="15"/>
+              </w:rPr>
+              <w:t>/QC</w:t>
             </w:r>
           </w:p>
         </w:tc>
@@ -5497,7 +5501,7 @@
               <w:rPr>
                 <w:sz w:val="15"/>
               </w:rPr>
-              <w:t>Admin Aplikasi</w:t>
+              <w:t>Manager QAC</w:t>
             </w:r>
           </w:p>
         </w:tc>
@@ -5604,7 +5608,7 @@
               <w:rPr>
                 <w:sz w:val="15"/>
               </w:rPr>
-              <w:t>Manager QAC</w:t>
+              <w:t>IT PIC (Development)</w:t>
             </w:r>
           </w:p>
         </w:tc>
@@ -5623,6 +5627,9 @@
             <w:pPr>
               <w:spacing w:after="0" w:line="240" w:lineRule="auto"/>
             </w:pPr>
+            <w:r>
+              <w:t>Mohammad Bagus Chalil Akbar</w:t>
+            </w:r>
           </w:p>
         </w:tc>
         <w:tc>
@@ -5642,10 +5649,7 @@
               <w:jc w:val="center"/>
             </w:pPr>
             <w:r>
-              <w:rPr>
-                <w:sz w:val="15"/>
-              </w:rPr>
-              <w:t>QAC</w:t>
+              <w:t>Admin/IT</w:t>
             </w:r>
           </w:p>
         </w:tc>
@@ -5711,7 +5715,7 @@
               <w:rPr>
                 <w:sz w:val="15"/>
               </w:rPr>
-              <w:t>IT PIC (Development)</w:t>
+              <w:t>IT Management</w:t>
             </w:r>
           </w:p>
         </w:tc>
@@ -5749,117 +5753,7 @@
               <w:jc w:val="center"/>
             </w:pPr>
             <w:r>
-              <w:rPr>
-                <w:sz w:val="15"/>
-              </w:rPr>
-              <w:t>IT</w:t>
-            </w:r>
-          </w:p>
-        </w:tc>
-        <w:tc>
-          <w:tcPr>
-            <w:tcW w:w="2381" w:type="dxa"/>
-            <w:tcMar>
-              <w:top w:w="100" w:type="dxa"/>
-              <w:left w:w="55" w:type="dxa"/>
-              <w:bottom w:w="240" w:type="dxa"/>
-              <w:right w:w="55" w:type="dxa"/>
-            </w:tcMar>
-            <w:vAlign w:val="center"/>
-          </w:tcPr>
-          <w:p>
-            <w:pPr>
-              <w:spacing w:after="0" w:line="240" w:lineRule="auto"/>
-              <w:jc w:val="center"/>
-            </w:pPr>
-          </w:p>
-        </w:tc>
-        <w:tc>
-          <w:tcPr>
-            <w:tcW w:w="1587" w:type="dxa"/>
-            <w:tcMar>
-              <w:top w:w="100" w:type="dxa"/>
-              <w:left w:w="55" w:type="dxa"/>
-              <w:bottom w:w="240" w:type="dxa"/>
-              <w:right w:w="55" w:type="dxa"/>
-            </w:tcMar>
-            <w:vAlign w:val="center"/>
-          </w:tcPr>
-          <w:p>
-            <w:pPr>
-              <w:spacing w:after="0" w:line="240" w:lineRule="auto"/>
-              <w:jc w:val="center"/>
-            </w:pPr>
-          </w:p>
-        </w:tc>
-      </w:tr>
-      <w:tr>
-        <w:trPr>
-          <w:cantSplit/>
-          <w:jc w:val="center"/>
-        </w:trPr>
-        <w:tc>
-          <w:tcPr>
-            <w:tcW w:w="1871" w:type="dxa"/>
-            <w:tcMar>
-              <w:top w:w="100" w:type="dxa"/>
-              <w:left w:w="55" w:type="dxa"/>
-              <w:bottom w:w="240" w:type="dxa"/>
-              <w:right w:w="55" w:type="dxa"/>
-            </w:tcMar>
-            <w:vAlign w:val="center"/>
-          </w:tcPr>
-          <w:p>
-            <w:pPr>
-              <w:spacing w:after="0" w:line="240" w:lineRule="auto"/>
-              <w:jc w:val="center"/>
-            </w:pPr>
-            <w:r>
-              <w:rPr>
-                <w:sz w:val="15"/>
-              </w:rPr>
-              <w:t>IT Management</w:t>
-            </w:r>
-          </w:p>
-        </w:tc>
-        <w:tc>
-          <w:tcPr>
-            <w:tcW w:w="2324" w:type="dxa"/>
-            <w:tcMar>
-              <w:top w:w="100" w:type="dxa"/>
-              <w:left w:w="55" w:type="dxa"/>
-              <w:bottom w:w="240" w:type="dxa"/>
-              <w:right w:w="55" w:type="dxa"/>
-            </w:tcMar>
-            <w:vAlign w:val="center"/>
-          </w:tcPr>
-          <w:p>
-            <w:pPr>
-              <w:spacing w:after="0" w:line="240" w:lineRule="auto"/>
-            </w:pPr>
-          </w:p>
-        </w:tc>
-        <w:tc>
-          <w:tcPr>
-            <w:tcW w:w="1701" w:type="dxa"/>
-            <w:tcMar>
-              <w:top w:w="100" w:type="dxa"/>
-              <w:left w:w="55" w:type="dxa"/>
-              <w:bottom w:w="240" w:type="dxa"/>
-              <w:right w:w="55" w:type="dxa"/>
-            </w:tcMar>
-            <w:vAlign w:val="center"/>
-          </w:tcPr>
-          <w:p>
-            <w:pPr>
-              <w:spacing w:after="0" w:line="240" w:lineRule="auto"/>
-              <w:jc w:val="center"/>
-            </w:pPr>
-            <w:r>
-              <w:rPr>
-                <w:sz w:val="15"/>
-              </w:rPr>
-              <w:t>IT</w:t>
+              <w:t>Admin/IT</w:t>
             </w:r>
           </w:p>
         </w:tc>

--- a/ipc_app/docs/qa/BA_UAT_GoLive_Approval_IPC_APP.docx
+++ b/ipc_app/docs/qa/BA_UAT_GoLive_Approval_IPC_APP.docx
@@ -144,7 +144,7 @@
               <w:rPr>
                 <w:sz w:val="16"/>
               </w:rPr>
-              <w:t>1.1 (diperbarui 8 Oktober 2026)</w:t>
+              <w:t>1.2 (diperbarui 29 Oktober 2026)</w:t>
             </w:r>
           </w:p>
         </w:tc>
@@ -482,7 +482,7 @@
         <w:t>PIC Aplikasi/Business Owner</w:t>
       </w:r>
       <w:r>
-        <w:t>), dengan satu batch uji dijalankan penuh dari pembuatan batch sampai berstatus Selesai. Hasil lengkapnya tertuang dalam Laporan Hasil UAT (Lampiran 2): dari 74 skenario, 71 lulus, 2 gagal, dan 1 tidak dapat diuji, dengan rekomendasi Diterima dengan Catatan. Berita Acara ini dibuat sebagai bukti bahwa hasil System Integration Testing (SIT) dan UAT tersebut telah ditinjau oleh perwakilan user, dan sebagai dasar keputusan penggunaan aplikasi secara live/production.</w:t>
+        <w:t>), dengan satu batch uji dijalankan penuh dari pembuatan batch sampai berstatus Selesai. Hasil lengkapnya tertuang dalam Laporan Hasil UAT (Lampiran 2): dari 74 skenario, 71 lulus, 2 gagal, dan 1 tidak dapat diuji, dengan rekomendasi Diterima dengan Catatan. Berita Acara ini dibuat sebagai bukti bahwa hasil System Integration Testing (SIT) dan UAT tersebut telah ditinjau oleh perwakilan user, dan sebagai dasar keputusan penggunaan aplikasi secara live/production. Versi 1.2 (29 Oktober 2026) memperbarui status temuan yang masih terbuka setelah perbaikan hak akses (RBAC) pada pekerjaan Fase 2 (BA-UAT-IPC-002); item yang berubah diberi tanda "Diperbarui 29 Okt 2026".</w:t>
       </w:r>
     </w:p>
     <w:p>
@@ -1195,6 +1195,14 @@
     </w:tbl>
     <w:p>
       <w:pPr>
+        <w:pStyle w:val="SmallNote"/>
+      </w:pPr>
+      <w:r>
+        <w:t>Catatan v1.2: ruang lingkup dan Acceptance Criteria dokumen ini adalah kondisi UAT Fase 1 (7 Oktober 2026). Perubahan Fase 2 (alur dan laporan dipisah per proses Filling / Packing / Lengkap, Approval per bagian, peran Microbiologist dan Micro Check) tidak mengubah hasil UAT di bawah dan didokumentasikan terpisah pada BA-UAT-IPC-002.</w:t>
+      </w:r>
+    </w:p>
+    <w:p>
+      <w:pPr>
         <w:pStyle w:val="SectionHeading"/>
         <w:keepNext/>
         <w:pBdr>
@@ -1589,7 +1597,7 @@
               <w:rPr>
                 <w:sz w:val="14"/>
               </w:rPr>
-              <w:t>[ ] OK / [x] NOK / [ ] N/A</w:t>
+              <w:t>[x] OK / [ ] NOK / [ ] N/A</w:t>
             </w:r>
           </w:p>
         </w:tc>
@@ -1611,7 +1619,7 @@
               <w:rPr>
                 <w:sz w:val="14"/>
               </w:rPr>
-              <w:t>5/6 lulus. RBAC-04 gagal: Approver masih bisa membuka form Batch Baru (saat disimpan tetap ditolak, tidak ada data terbuat). Lihat Open Item 4.</w:t>
+              <w:t>RBAC-04 teratasi (diperbaiki 27 Okt 2026): halaman dan simpan Batch Baru hanya untuk Staff/Admin; Approver ditolak. Dibuktikan automated test (RbacTest 43 test lulus, 29 Okt 2026); disarankan dikonfirmasi ulang user pada UAT Fase 2. Diperbarui 29 Okt 2026.</w:t>
             </w:r>
           </w:p>
         </w:tc>
@@ -2445,7 +2453,7 @@
               <w:rPr>
                 <w:sz w:val="14"/>
               </w:rPr>
-              <w:t>8/8 lulus. Data lama 26W003 CJB/AJB tertahan di Approval (Observasi O-1, Open Item 2). Perbaikan data siap 8 Oktober 2026, dijalankan saat deploy.</w:t>
+              <w:t>8/8 lulus. Data lama 26W003 CJB/AJB tertahan di Approval (Observasi O-1, Open Item 2). Perbaikan data siap 8 Oktober 2026, dijalankan saat deploy. Sejak Fase 2 Approval dipisah per bagian (Filling, Packing, Finished) mengikuti flow batch - lihat BA-UAT-IPC-002.</w:t>
             </w:r>
           </w:p>
         </w:tc>
@@ -2780,7 +2788,7 @@
               <w:rPr>
                 <w:sz w:val="14"/>
               </w:rPr>
-              <w:t>[ ] OK / [x] NOK / [ ] N/A</w:t>
+              <w:t>[x] OK / [ ] NOK / [ ] N/A</w:t>
             </w:r>
           </w:p>
         </w:tc>
@@ -2802,7 +2810,7 @@
               <w:rPr>
                 <w:sz w:val="14"/>
               </w:rPr>
-              <w:t>4/5 lulus. USR-05 gagal: Admin bisa menurunkan role dirinya sendiri menjadi Staff dan kehilangan akses admin (temuan SIT H5). Lihat Open Item 1. Diperbaiki 8 Oktober 2026 (menunggu deploy).</w:t>
+              <w:t>5/5 lulus setelah perbaikan USR-05 (8 Okt 2026): Admin tidak dapat mengubah role akunnya sendiri dan tidak dapat menurunkan Admin aktif terakhir. Dibuktikan automated test (test_admin_cannot_change_their_own_role, test_demoting_the_only_active_admin_is_refused, test_admin_cannot_deactivate_their_own_account). Aktif di server setelah deploy. Diperbarui 29 Okt 2026.</w:t>
             </w:r>
           </w:p>
         </w:tc>
@@ -3278,7 +3286,7 @@
               <w:rPr>
                 <w:sz w:val="14"/>
               </w:rPr>
-              <w:t>330/330 test lulus di ipc_system_testing (7 Oktober 2026); npm run build sukses. Setelah perbaikan Open Item 1 dan 2 (8 Oktober 2026): 347/347 test lulus.</w:t>
+              <w:t>330/330 test lulus di ipc_system_testing (7 Oktober 2026); npm run build sukses. Setelah perbaikan Open Item 1 dan 2 (8 Oktober 2026): 347/347 test lulus. Catatan 29 Okt 2026: suite kini 431 test (Fase 2 menambah test); 416 lulus, 1 dilewati, 14 gagal - seluruhnya MasterImportTest karena ekstensi PHP ZipArchive tidak terpasang di mesin pengembangan saat ini (bukan akibat perubahan kode); perlu dijalankan ulang di lingkungan yang memiliki ZipArchive (lihat BA-UAT-IPC-002, Open Item 7).</w:t>
             </w:r>
           </w:p>
         </w:tc>
@@ -3764,7 +3772,7 @@
               <w:rPr>
                 <w:sz w:val="15"/>
               </w:rPr>
-              <w:t>Selesai (kode) - aktif setelah deploy</w:t>
+              <w:t>Selesai (kode, test lulus 29 Okt 2026) - aktif setelah deploy</w:t>
             </w:r>
           </w:p>
         </w:tc>
@@ -4086,7 +4094,7 @@
               <w:rPr>
                 <w:sz w:val="15"/>
               </w:rPr>
-              <w:t>RBAC-04 / SIT M9 - Approver masih dapat membuka form Batch Baru; penyimpanan tetap ditolak sehingga tidak ada data yang bisa dibuat.</w:t>
+              <w:t>RBAC-04 / SIT M9 - Approver masih dapat membuka form Batch Baru; penyimpanan tetap ditolak sehingga tidak ada data yang bisa dibuat. SELESAI 27 Oktober 2026 (Fase 2): IpcBatchPolicy::create hanya mengizinkan Staff/Admin dan dipasang pada rute halaman maupun simpan (can:create); test_approver_is_forbidden_from_creating_a_batch lulus.</w:t>
             </w:r>
           </w:p>
         </w:tc>
@@ -4153,7 +4161,7 @@
               <w:rPr>
                 <w:sz w:val="15"/>
               </w:rPr>
-              <w:t>Pasca go-live</w:t>
+              <w:t>Selesai (Fase 2)</w:t>
             </w:r>
           </w:p>
         </w:tc>
@@ -4175,7 +4183,7 @@
               <w:rPr>
                 <w:sz w:val="15"/>
               </w:rPr>
-              <w:t>Open - Tidak memblokir go-live</w:t>
+              <w:t>Selesai (kode, test lulus 29 Okt 2026) - aktif setelah deploy Fase 2</w:t>
             </w:r>
           </w:p>
         </w:tc>
@@ -4290,7 +4298,7 @@
               <w:rPr>
                 <w:sz w:val="15"/>
               </w:rPr>
-              <w:t>Pasca go-live, sesuai rekomendasi Laporan UAT</w:t>
+              <w:t>Disepakati bersama user (dibawa ke Fase 2)</w:t>
             </w:r>
           </w:p>
         </w:tc>
@@ -4312,7 +4320,7 @@
               <w:rPr>
                 <w:sz w:val="15"/>
               </w:rPr>
-              <w:t>Open - Tidak memblokir go-live</w:t>
+              <w:t>Open - tidak ditambal di Fase 2; diverifikasi ulang di kode 29 Okt 2026, kelima temuan masih ada. Dibawa ke BA-UAT-IPC-002 (Open Item 3)</w:t>
             </w:r>
           </w:p>
         </w:tc>
@@ -4497,7 +4505,7 @@
               <w:rPr>
                 <w:sz w:val="15"/>
               </w:rPr>
-              <w:t>Temuan Medium/Low SIT lainnya (M1-M8, M10-M11, L1-L10; lihat SIT Test Report Bagian 5) - belum diverifikasi ulang pada UAT ini.</w:t>
+              <w:t>Temuan Medium/Low SIT lainnya (M1-M8, M10-M11, L1-L10; lihat SIT Test Report Bagian 5). M9 sudah selesai (sama dengan RBAC-04, lihat Open Item 4); sisanya belum diverifikasi ulang.</w:t>
             </w:r>
           </w:p>
         </w:tc>
@@ -5276,7 +5284,7 @@
             </w:pPr>
             <w:r>
               <w:rPr>
-                <w:sz w:val="15"/>
+                <w:sz w:val="16"/>
               </w:rPr>
               <w:t>Perwakilan QC Staff (IPC)</w:t>
             </w:r>
@@ -5317,13 +5325,13 @@
             </w:pPr>
             <w:r>
               <w:rPr>
-                <w:sz w:val="15"/>
+                <w:sz w:val="16"/>
               </w:rPr>
               <w:t>QAC</w:t>
             </w:r>
             <w:r>
               <w:rPr>
-                <w:sz w:val="15"/>
+                <w:sz w:val="16"/>
               </w:rPr>
               <w:t>/QC</w:t>
             </w:r>
@@ -5388,6 +5396,9 @@
               <w:jc w:val="center"/>
             </w:pPr>
             <w:r>
+              <w:rPr>
+                <w:sz w:val="16"/>
+              </w:rPr>
               <w:t>PIC Aplikasi/Business Owner</w:t>
             </w:r>
           </w:p>
@@ -5427,13 +5438,13 @@
             </w:pPr>
             <w:r>
               <w:rPr>
-                <w:sz w:val="15"/>
+                <w:sz w:val="16"/>
               </w:rPr>
               <w:t>QAC</w:t>
             </w:r>
             <w:r>
               <w:rPr>
-                <w:sz w:val="15"/>
+                <w:sz w:val="16"/>
               </w:rPr>
               <w:t>/QC</w:t>
             </w:r>
@@ -5499,9 +5510,9 @@
             </w:pPr>
             <w:r>
               <w:rPr>
-                <w:sz w:val="15"/>
-              </w:rPr>
-              <w:t>Manager QAC</w:t>
+                <w:sz w:val="16"/>
+              </w:rPr>
+              <w:t>QC Management</w:t>
             </w:r>
           </w:p>
         </w:tc>
@@ -5540,9 +5551,9 @@
             </w:pPr>
             <w:r>
               <w:rPr>
-                <w:sz w:val="15"/>
-              </w:rPr>
-              <w:t>QAC</w:t>
+                <w:sz w:val="16"/>
+              </w:rPr>
+              <w:t>QAC/QC</w:t>
             </w:r>
           </w:p>
         </w:tc>
@@ -5606,7 +5617,7 @@
             </w:pPr>
             <w:r>
               <w:rPr>
-                <w:sz w:val="15"/>
+                <w:sz w:val="16"/>
               </w:rPr>
               <w:t>IT PIC (Development)</w:t>
             </w:r>
@@ -5628,6 +5639,9 @@
               <w:spacing w:after="0" w:line="240" w:lineRule="auto"/>
             </w:pPr>
             <w:r>
+              <w:rPr>
+                <w:sz w:val="16"/>
+              </w:rPr>
               <w:t>Mohammad Bagus Chalil Akbar</w:t>
             </w:r>
           </w:p>
@@ -5649,6 +5663,9 @@
               <w:jc w:val="center"/>
             </w:pPr>
             <w:r>
+              <w:rPr>
+                <w:sz w:val="16"/>
+              </w:rPr>
               <w:t>Admin/IT</w:t>
             </w:r>
           </w:p>
@@ -5713,7 +5730,7 @@
             </w:pPr>
             <w:r>
               <w:rPr>
-                <w:sz w:val="15"/>
+                <w:sz w:val="16"/>
               </w:rPr>
               <w:t>IT Management</w:t>
             </w:r>
@@ -5753,6 +5770,9 @@
               <w:jc w:val="center"/>
             </w:pPr>
             <w:r>
+              <w:rPr>
+                <w:sz w:val="16"/>
+              </w:rPr>
               <w:t>Admin/IT</w:t>
             </w:r>
           </w:p>
@@ -6213,6 +6233,80 @@
                 <w:sz w:val="15"/>
               </w:rPr>
               <w:t>[ ] Attached</w:t>
+            </w:r>
+          </w:p>
+        </w:tc>
+      </w:tr>
+      <w:tr>
+        <w:trPr>
+          <w:cantSplit/>
+          <w:jc w:val="center"/>
+        </w:trPr>
+        <w:tc>
+          <w:tcPr>
+            <w:tcW w:w="453" w:type="dxa"/>
+            <w:tcMar>
+              <w:top w:w="75" w:type="dxa"/>
+              <w:left w:w="55" w:type="dxa"/>
+              <w:bottom w:w="75" w:type="dxa"/>
+              <w:right w:w="55" w:type="dxa"/>
+            </w:tcMar>
+          </w:tcPr>
+          <w:p>
+            <w:pPr>
+              <w:spacing w:after="0" w:line="240" w:lineRule="auto"/>
+              <w:jc w:val="center"/>
+            </w:pPr>
+            <w:r>
+              <w:rPr>
+                <w:sz w:val="15"/>
+              </w:rPr>
+              <w:t>5</w:t>
+            </w:r>
+          </w:p>
+        </w:tc>
+        <w:tc>
+          <w:tcPr>
+            <w:tcW w:w="6917" w:type="dxa"/>
+            <w:tcMar>
+              <w:top w:w="75" w:type="dxa"/>
+              <w:left w:w="55" w:type="dxa"/>
+              <w:bottom w:w="75" w:type="dxa"/>
+              <w:right w:w="55" w:type="dxa"/>
+            </w:tcMar>
+          </w:tcPr>
+          <w:p>
+            <w:pPr>
+              <w:spacing w:after="0" w:line="240" w:lineRule="auto"/>
+            </w:pPr>
+            <w:r>
+              <w:rPr>
+                <w:sz w:val="15"/>
+              </w:rPr>
+              <w:t>BA UAT &amp; Go-Live Approval Fase 2 (BA-UAT-IPC-002) - CR CMX-IPC-SCR-211026-1-1, 29 Oktober 2026</w:t>
+            </w:r>
+          </w:p>
+        </w:tc>
+        <w:tc>
+          <w:tcPr>
+            <w:tcW w:w="2381" w:type="dxa"/>
+            <w:tcMar>
+              <w:top w:w="75" w:type="dxa"/>
+              <w:left w:w="55" w:type="dxa"/>
+              <w:bottom w:w="75" w:type="dxa"/>
+              <w:right w:w="55" w:type="dxa"/>
+            </w:tcMar>
+          </w:tcPr>
+          <w:p>
+            <w:pPr>
+              <w:spacing w:after="0" w:line="240" w:lineRule="auto"/>
+              <w:jc w:val="center"/>
+            </w:pPr>
+            <w:r>
+              <w:rPr>
+                <w:sz w:val="15"/>
+              </w:rPr>
+              <w:t>[x] Attached</w:t>
             </w:r>
           </w:p>
         </w:tc>
